--- a/powerapps/MISE-A-JOUR-ECHELLE-POSTURES.docx
+++ b/powerapps/MISE-A-JOUR-ECHELLE-POSTURES.docx
@@ -7,7 +7,19 @@
         <w:pStyle w:val="Title"/>
       </w:pPr>
       <w:r>
-        <w:t xml:space="preserve">Mise</w:t>
+        <w:t xml:space="preserve">Échelle</w:t>
+      </w:r>
+      <w:r>
+        <w:t xml:space="preserve"> </w:t>
+      </w:r>
+      <w:r>
+        <w:t xml:space="preserve">des</w:t>
+      </w:r>
+      <w:r>
+        <w:t xml:space="preserve"> </w:t>
+      </w:r>
+      <w:r>
+        <w:t xml:space="preserve">postures</w:t>
       </w:r>
       <w:r>
         <w:t xml:space="preserve"> </w:t>
@@ -19,81 +31,2212 @@
         <w:t xml:space="preserve"> </w:t>
       </w:r>
       <w:r>
+        <w:t xml:space="preserve">4</w:t>
+      </w:r>
+      <w:r>
+        <w:t xml:space="preserve"> </w:t>
+      </w:r>
+      <w:r>
+        <w:t xml:space="preserve">niveaux</w:t>
+      </w:r>
+      <w:r>
+        <w:t xml:space="preserve"> </w:t>
+      </w:r>
+      <w:r>
+        <w:t xml:space="preserve">—</w:t>
+      </w:r>
+      <w:r>
+        <w:t xml:space="preserve"> </w:t>
+      </w:r>
+      <w:r>
+        <w:t xml:space="preserve">Pas</w:t>
+      </w:r>
+      <w:r>
+        <w:t xml:space="preserve"> </w:t>
+      </w:r>
+      <w:r>
+        <w:t xml:space="preserve">à</w:t>
+      </w:r>
+      <w:r>
+        <w:t xml:space="preserve"> </w:t>
+      </w:r>
+      <w:r>
+        <w:t xml:space="preserve">pas</w:t>
+      </w:r>
+      <w:r>
+        <w:t xml:space="preserve"> </w:t>
+      </w:r>
+      <w:r>
+        <w:t xml:space="preserve">détaillé</w:t>
+      </w:r>
+    </w:p>
+    <w:p>
+      <w:pPr>
+        <w:pStyle w:val="Subtitle"/>
+      </w:pPr>
+      <w:r>
+        <w:t xml:space="preserve">VERSION</w:t>
+      </w:r>
+      <w:r>
+        <w:t xml:space="preserve"> </w:t>
+      </w:r>
+      <w:r>
+        <w:t xml:space="preserve">FINALE</w:t>
+      </w:r>
+      <w:r>
+        <w:t xml:space="preserve"> </w:t>
+      </w:r>
+      <w:r>
+        <w:t xml:space="preserve">—</w:t>
+      </w:r>
+      <w:r>
+        <w:t xml:space="preserve"> </w:t>
+      </w:r>
+      <w:r>
+        <w:t xml:space="preserve">mise</w:t>
+      </w:r>
+      <w:r>
+        <w:t xml:space="preserve"> </w:t>
+      </w:r>
+      <w:r>
+        <w:t xml:space="preserve">à</w:t>
+      </w:r>
+      <w:r>
+        <w:t xml:space="preserve"> </w:t>
+      </w:r>
+      <w:r>
         <w:t xml:space="preserve">jour</w:t>
       </w:r>
       <w:r>
         <w:t xml:space="preserve"> </w:t>
       </w:r>
       <w:r>
-        <w:t xml:space="preserve">—</w:t>
-      </w:r>
-      <w:r>
-        <w:t xml:space="preserve"> </w:t>
-      </w:r>
-      <w:r>
-        <w:t xml:space="preserve">Échelle</w:t>
-      </w:r>
-      <w:r>
-        <w:t xml:space="preserve"> </w:t>
-      </w:r>
-      <w:r>
-        <w:t xml:space="preserve">des</w:t>
-      </w:r>
-      <w:r>
-        <w:t xml:space="preserve"> </w:t>
-      </w:r>
-      <w:r>
-        <w:t xml:space="preserve">postures</w:t>
-      </w:r>
-      <w:r>
-        <w:t xml:space="preserve"> </w:t>
-      </w:r>
-      <w:r>
-        <w:t xml:space="preserve">de</w:t>
-      </w:r>
-      <w:r>
-        <w:t xml:space="preserve"> </w:t>
-      </w:r>
-      <w:r>
-        <w:t xml:space="preserve">leadership</w:t>
-      </w:r>
-      <w:r>
-        <w:t xml:space="preserve"> </w:t>
-      </w:r>
-      <w:r>
-        <w:t xml:space="preserve">(4</w:t>
-      </w:r>
-      <w:r>
-        <w:t xml:space="preserve"> </w:t>
-      </w:r>
-      <w:r>
-        <w:t xml:space="preserve">niveaux)</w:t>
-      </w:r>
-    </w:p>
-    <w:p>
-      <w:pPr>
-        <w:pStyle w:val="Subtitle"/>
-      </w:pPr>
-      <w:r>
-        <w:t xml:space="preserve">VERSION</w:t>
-      </w:r>
-      <w:r>
-        <w:t xml:space="preserve"> </w:t>
-      </w:r>
-      <w:r>
-        <w:t xml:space="preserve">FINALE</w:t>
-      </w:r>
-      <w:r>
-        <w:t xml:space="preserve"> </w:t>
-      </w:r>
-      <w:r>
-        <w:t xml:space="preserve">—</w:t>
-      </w:r>
-      <w:r>
-        <w:t xml:space="preserve"> </w:t>
-      </w:r>
-      <w:r>
-        <w:t xml:space="preserve">mise</w:t>
+        <w:t xml:space="preserve">du</w:t>
+      </w:r>
+      <w:r>
+        <w:t xml:space="preserve"> </w:t>
+      </w:r>
+      <w:r>
+        <w:t xml:space="preserve">30</w:t>
+      </w:r>
+      <w:r>
+        <w:t xml:space="preserve"> </w:t>
+      </w:r>
+      <w:r>
+        <w:t xml:space="preserve">octobre</w:t>
+      </w:r>
+      <w:r>
+        <w:t xml:space="preserve"> </w:t>
+      </w:r>
+      <w:r>
+        <w:t xml:space="preserve">2026</w:t>
+      </w:r>
+      <w:r>
+        <w:t xml:space="preserve"> </w:t>
+      </w:r>
+      <w:r>
+        <w:t xml:space="preserve">·</w:t>
+      </w:r>
+      <w:r>
+        <w:t xml:space="preserve"> </w:t>
+      </w:r>
+      <w:r>
+        <w:t xml:space="preserve">Cadre</w:t>
+      </w:r>
+      <w:r>
+        <w:t xml:space="preserve"> </w:t>
+      </w:r>
+      <w:r>
+        <w:t xml:space="preserve">avec</w:t>
+      </w:r>
+      <w:r>
+        <w:t xml:space="preserve"> </w:t>
+      </w:r>
+      <w:r>
+        <w:t xml:space="preserve">équipe</w:t>
+      </w:r>
+      <w:r>
+        <w:t xml:space="preserve"> </w:t>
+      </w:r>
+      <w:r>
+        <w:t xml:space="preserve">et</w:t>
+      </w:r>
+      <w:r>
+        <w:t xml:space="preserve"> </w:t>
+      </w:r>
+      <w:r>
+        <w:t xml:space="preserve">cadre</w:t>
+      </w:r>
+      <w:r>
+        <w:t xml:space="preserve"> </w:t>
+      </w:r>
+      <w:r>
+        <w:t xml:space="preserve">sans</w:t>
+      </w:r>
+      <w:r>
+        <w:t xml:space="preserve"> </w:t>
+      </w:r>
+      <w:r>
+        <w:t xml:space="preserve">équipe</w:t>
+      </w:r>
+      <w:r>
+        <w:t xml:space="preserve"> </w:t>
+      </w:r>
+      <w:r>
+        <w:t xml:space="preserve">·</w:t>
+      </w:r>
+      <w:r>
+        <w:t xml:space="preserve"> </w:t>
+      </w:r>
+      <w:r>
+        <w:t xml:space="preserve">30</w:t>
+      </w:r>
+      <w:r>
+        <w:t xml:space="preserve"> </w:t>
+      </w:r>
+      <w:r>
+        <w:t xml:space="preserve">minutes</w:t>
+      </w:r>
+    </w:p>
+    <w:bookmarkStart w:id="20" w:name="Xd58210516d6ad3b89f5ed5ac152071f73a220bc"/>
+    <w:p>
+      <w:pPr>
+        <w:pStyle w:val="Heading1"/>
+      </w:pPr>
+      <w:r>
+        <w:t xml:space="preserve">Pourquoi « ça ne fonctionne pas » après le point 1</w:t>
+      </w:r>
+    </w:p>
+    <w:p>
+      <w:pPr>
+        <w:pStyle w:val="FirstParagraph"/>
+      </w:pPr>
+      <w:r>
+        <w:t xml:space="preserve">Le point 1 change seulement la</w:t>
+      </w:r>
+      <w:r>
+        <w:t xml:space="preserve"> </w:t>
+      </w:r>
+      <w:r>
+        <w:rPr>
+          <w:bCs/>
+          <w:b/>
+        </w:rPr>
+        <w:t xml:space="preserve">liste des niveaux</w:t>
+      </w:r>
+      <w:r>
+        <w:t xml:space="preserve"> </w:t>
+      </w:r>
+      <w:r>
+        <w:t xml:space="preserve">(</w:t>
+      </w:r>
+      <w:r>
+        <w:rPr>
+          <w:rStyle w:val="VerbatimChar"/>
+        </w:rPr>
+        <w:t xml:space="preserve">colEchelle</w:t>
+      </w:r>
+      <w:r>
+        <w:t xml:space="preserve">) qui alimente les</w:t>
+      </w:r>
+      <w:r>
+        <w:t xml:space="preserve"> </w:t>
+      </w:r>
+      <w:r>
+        <w:rPr>
+          <w:bCs/>
+          <w:b/>
+        </w:rPr>
+        <w:t xml:space="preserve">listes déroulantes de cotes</w:t>
+      </w:r>
+      <w:r>
+        <w:t xml:space="preserve">. Il ne change pas tout seul ce qui est affiché. Quatre raisons expliquent le plus souvent que rien ne semble changer :</w:t>
+      </w:r>
+    </w:p>
+    <w:tbl>
+      <w:tblPr>
+        <w:tblStyle w:val="Table"/>
+        <w:tblW w:type="pct" w:w="5000"/>
+        <w:tblLook w:firstRow="1" w:lastRow="0" w:firstColumn="0" w:lastColumn="0" w:noHBand="0" w:noVBand="0" w:val="0020"/>
+        <w:jc w:val="start"/>
+      </w:tblPr>
+      <w:tblGrid>
+        <w:gridCol w:w="2640"/>
+        <w:gridCol w:w="2640"/>
+        <w:gridCol w:w="2640"/>
+      </w:tblGrid>
+      <w:tr>
+        <w:trPr>
+          <w:tblHeader w:val="true"/>
+        </w:trPr>
+        <w:tc>
+          <w:tcPr/>
+          <w:p>
+            <w:pPr>
+              <w:pStyle w:val="Compact"/>
+              <w:jc w:val="left"/>
+            </w:pPr>
+            <w:r>
+              <w:t xml:space="preserve">Ce que vous voyez</w:t>
+            </w:r>
+          </w:p>
+        </w:tc>
+        <w:tc>
+          <w:tcPr/>
+          <w:p>
+            <w:pPr>
+              <w:pStyle w:val="Compact"/>
+              <w:jc w:val="left"/>
+            </w:pPr>
+            <w:r>
+              <w:t xml:space="preserve">Cause</w:t>
+            </w:r>
+          </w:p>
+        </w:tc>
+        <w:tc>
+          <w:tcPr/>
+          <w:p>
+            <w:pPr>
+              <w:pStyle w:val="Compact"/>
+              <w:jc w:val="left"/>
+            </w:pPr>
+            <w:r>
+              <w:t xml:space="preserve">Partie à faire</w:t>
+            </w:r>
+          </w:p>
+        </w:tc>
+      </w:tr>
+      <w:tr>
+        <w:tc>
+          <w:tcPr/>
+          <w:p>
+            <w:pPr>
+              <w:pStyle w:val="Compact"/>
+              <w:jc w:val="left"/>
+            </w:pPr>
+            <w:r>
+              <w:t xml:space="preserve">Le</w:t>
+            </w:r>
+            <w:r>
+              <w:t xml:space="preserve"> </w:t>
+            </w:r>
+            <w:r>
+              <w:rPr>
+                <w:bCs/>
+                <w:b/>
+              </w:rPr>
+              <w:t xml:space="preserve">tableau de l’échelle</w:t>
+            </w:r>
+            <w:r>
+              <w:t xml:space="preserve"> </w:t>
+            </w:r>
+            <w:r>
+              <w:t xml:space="preserve">affiche encore « Non démontré… Exemplaire »</w:t>
+            </w:r>
+          </w:p>
+        </w:tc>
+        <w:tc>
+          <w:tcPr/>
+          <w:p>
+            <w:pPr>
+              <w:pStyle w:val="Compact"/>
+              <w:jc w:val="left"/>
+            </w:pPr>
+            <w:r>
+              <w:t xml:space="preserve">Ce tableau est un texte HTML séparé (</w:t>
+            </w:r>
+            <w:r>
+              <w:rPr>
+                <w:bCs/>
+                <w:b/>
+              </w:rPr>
+              <w:t xml:space="preserve">echelleLegend</w:t>
+            </w:r>
+            <w:r>
+              <w:t xml:space="preserve">). Il n’est pas touché par le point 1</w:t>
+            </w:r>
+          </w:p>
+        </w:tc>
+        <w:tc>
+          <w:tcPr/>
+          <w:p>
+            <w:pPr>
+              <w:pStyle w:val="Compact"/>
+              <w:jc w:val="left"/>
+            </w:pPr>
+            <w:r>
+              <w:rPr>
+                <w:bCs/>
+                <w:b/>
+              </w:rPr>
+              <w:t xml:space="preserve">Partie 5</w:t>
+            </w:r>
+          </w:p>
+        </w:tc>
+      </w:tr>
+      <w:tr>
+        <w:tc>
+          <w:tcPr/>
+          <w:p>
+            <w:pPr>
+              <w:pStyle w:val="Compact"/>
+              <w:jc w:val="left"/>
+            </w:pPr>
+            <w:r>
+              <w:t xml:space="preserve">Les</w:t>
+            </w:r>
+            <w:r>
+              <w:t xml:space="preserve"> </w:t>
+            </w:r>
+            <w:r>
+              <w:rPr>
+                <w:bCs/>
+                <w:b/>
+              </w:rPr>
+              <w:t xml:space="preserve">listes de cotes</w:t>
+            </w:r>
+            <w:r>
+              <w:t xml:space="preserve"> </w:t>
+            </w:r>
+            <w:r>
+              <w:t xml:space="preserve">offrent encore 5 niveaux</w:t>
+            </w:r>
+          </w:p>
+        </w:tc>
+        <w:tc>
+          <w:tcPr/>
+          <w:p>
+            <w:pPr>
+              <w:pStyle w:val="Compact"/>
+              <w:jc w:val="left"/>
+            </w:pPr>
+            <w:r>
+              <w:rPr>
+                <w:bCs/>
+                <w:b/>
+              </w:rPr>
+              <w:t xml:space="preserve">OnVisible ne s’est pas encore exécuté</w:t>
+            </w:r>
+            <w:r>
+              <w:t xml:space="preserve"> </w:t>
+            </w:r>
+            <w:r>
+              <w:t xml:space="preserve">: dans le studio, il ne s’exécute qu’en arrivant sur l’écran</w:t>
+            </w:r>
+          </w:p>
+        </w:tc>
+        <w:tc>
+          <w:tcPr/>
+          <w:p>
+            <w:pPr>
+              <w:pStyle w:val="Compact"/>
+              <w:jc w:val="left"/>
+            </w:pPr>
+            <w:r>
+              <w:rPr>
+                <w:bCs/>
+                <w:b/>
+              </w:rPr>
+              <w:t xml:space="preserve">Partie 3</w:t>
+            </w:r>
+          </w:p>
+        </w:tc>
+      </w:tr>
+      <w:tr>
+        <w:tc>
+          <w:tcPr/>
+          <w:p>
+            <w:pPr>
+              <w:pStyle w:val="Compact"/>
+              <w:jc w:val="left"/>
+            </w:pPr>
+            <w:r>
+              <w:t xml:space="preserve">Toujours 5 niveaux, même après la partie 3</w:t>
+            </w:r>
+          </w:p>
+        </w:tc>
+        <w:tc>
+          <w:tcPr/>
+          <w:p>
+            <w:pPr>
+              <w:pStyle w:val="Compact"/>
+              <w:jc w:val="left"/>
+            </w:pPr>
+            <w:r>
+              <w:t xml:space="preserve">Une</w:t>
+            </w:r>
+            <w:r>
+              <w:t xml:space="preserve"> </w:t>
+            </w:r>
+            <w:r>
+              <w:rPr>
+                <w:bCs/>
+                <w:b/>
+              </w:rPr>
+              <w:t xml:space="preserve">autre formule</w:t>
+            </w:r>
+            <w:r>
+              <w:t xml:space="preserve"> </w:t>
+            </w:r>
+            <w:r>
+              <w:t xml:space="preserve">crée aussi la liste (ex. App.OnStart), ou les listes de cotes ont leurs propres choix</w:t>
+            </w:r>
+          </w:p>
+        </w:tc>
+        <w:tc>
+          <w:tcPr/>
+          <w:p>
+            <w:pPr>
+              <w:pStyle w:val="Compact"/>
+              <w:jc w:val="left"/>
+            </w:pPr>
+            <w:r>
+              <w:rPr>
+                <w:bCs/>
+                <w:b/>
+              </w:rPr>
+              <w:t xml:space="preserve">Parties 4 et 6</w:t>
+            </w:r>
+          </w:p>
+        </w:tc>
+      </w:tr>
+      <w:tr>
+        <w:tc>
+          <w:tcPr/>
+          <w:p>
+            <w:pPr>
+              <w:pStyle w:val="Compact"/>
+              <w:jc w:val="left"/>
+            </w:pPr>
+            <w:r>
+              <w:t xml:space="preserve">Une</w:t>
+            </w:r>
+            <w:r>
+              <w:t xml:space="preserve"> </w:t>
+            </w:r>
+            <w:r>
+              <w:rPr>
+                <w:bCs/>
+                <w:b/>
+              </w:rPr>
+              <w:t xml:space="preserve">ligne rouge</w:t>
+            </w:r>
+            <w:r>
+              <w:t xml:space="preserve"> </w:t>
+            </w:r>
+            <w:r>
+              <w:t xml:space="preserve">dans OnVisible</w:t>
+            </w:r>
+          </w:p>
+        </w:tc>
+        <w:tc>
+          <w:tcPr/>
+          <w:p>
+            <w:pPr>
+              <w:pStyle w:val="Compact"/>
+              <w:jc w:val="left"/>
+            </w:pPr>
+            <w:r>
+              <w:t xml:space="preserve">Le bloc a été mal collé (un</w:t>
+            </w:r>
+            <w:r>
+              <w:t xml:space="preserve"> </w:t>
+            </w:r>
+            <w:r>
+              <w:rPr>
+                <w:rStyle w:val="VerbatimChar"/>
+              </w:rPr>
+              <w:t xml:space="preserve">;;</w:t>
+            </w:r>
+            <w:r>
+              <w:t xml:space="preserve"> </w:t>
+            </w:r>
+            <w:r>
+              <w:t xml:space="preserve">manquant ou un morceau de l’ancien bloc)</w:t>
+            </w:r>
+          </w:p>
+        </w:tc>
+        <w:tc>
+          <w:tcPr/>
+          <w:p>
+            <w:pPr>
+              <w:pStyle w:val="Compact"/>
+              <w:jc w:val="left"/>
+            </w:pPr>
+            <w:r>
+              <w:rPr>
+                <w:bCs/>
+                <w:b/>
+              </w:rPr>
+              <w:t xml:space="preserve">Partie 2</w:t>
+            </w:r>
+          </w:p>
+        </w:tc>
+      </w:tr>
+    </w:tbl>
+    <w:p>
+      <w:pPr>
+        <w:pStyle w:val="BodyText"/>
+      </w:pPr>
+      <w:r>
+        <w:t xml:space="preserve">Faites les parties</w:t>
+      </w:r>
+      <w:r>
+        <w:t xml:space="preserve"> </w:t>
+      </w:r>
+      <w:r>
+        <w:rPr>
+          <w:bCs/>
+          <w:b/>
+        </w:rPr>
+        <w:t xml:space="preserve">dans l’ordre</w:t>
+      </w:r>
+      <w:r>
+        <w:t xml:space="preserve">. Après chacune, il y a un ✅ pour vérifier.</w:t>
+      </w:r>
+    </w:p>
+    <w:bookmarkEnd w:id="20"/>
+    <w:bookmarkStart w:id="21" w:name="X0951cb9efc8aa6c6c56a2fb86a729a49c8659c5"/>
+    <w:p>
+      <w:pPr>
+        <w:pStyle w:val="Heading1"/>
+      </w:pPr>
+      <w:r>
+        <w:t xml:space="preserve">Partie 1 — Ouvrir l’application en modification</w:t>
+      </w:r>
+    </w:p>
+    <w:p>
+      <w:pPr>
+        <w:numPr>
+          <w:ilvl w:val="0"/>
+          <w:numId w:val="1001"/>
+        </w:numPr>
+        <w:pStyle w:val="Compact"/>
+      </w:pPr>
+      <w:r>
+        <w:t xml:space="preserve">Allez sur</w:t>
+      </w:r>
+      <w:r>
+        <w:t xml:space="preserve"> </w:t>
+      </w:r>
+      <w:r>
+        <w:rPr>
+          <w:bCs/>
+          <w:b/>
+        </w:rPr>
+        <w:t xml:space="preserve">make.powerapps.com</w:t>
+      </w:r>
+      <w:r>
+        <w:t xml:space="preserve">. En haut à droite, vérifiez que l’</w:t>
+      </w:r>
+      <w:r>
+        <w:rPr>
+          <w:bCs/>
+          <w:b/>
+        </w:rPr>
+        <w:t xml:space="preserve">environnement</w:t>
+      </w:r>
+      <w:r>
+        <w:t xml:space="preserve"> </w:t>
+      </w:r>
+      <w:r>
+        <w:t xml:space="preserve">est votre bac à sable.</w:t>
+      </w:r>
+    </w:p>
+    <w:p>
+      <w:pPr>
+        <w:numPr>
+          <w:ilvl w:val="0"/>
+          <w:numId w:val="1001"/>
+        </w:numPr>
+        <w:pStyle w:val="Compact"/>
+      </w:pPr>
+      <w:r>
+        <w:t xml:space="preserve">Menu de gauche :</w:t>
+      </w:r>
+      <w:r>
+        <w:t xml:space="preserve"> </w:t>
+      </w:r>
+      <w:r>
+        <w:rPr>
+          <w:bCs/>
+          <w:b/>
+        </w:rPr>
+        <w:t xml:space="preserve">Solutions</w:t>
+      </w:r>
+      <w:r>
+        <w:t xml:space="preserve">, puis cliquez sur</w:t>
+      </w:r>
+      <w:r>
+        <w:t xml:space="preserve"> </w:t>
+      </w:r>
+      <w:r>
+        <w:rPr>
+          <w:bCs/>
+          <w:b/>
+        </w:rPr>
+        <w:t xml:space="preserve">Solution-ApplicationAppreciation</w:t>
+      </w:r>
+      <w:r>
+        <w:t xml:space="preserve">.</w:t>
+      </w:r>
+    </w:p>
+    <w:p>
+      <w:pPr>
+        <w:numPr>
+          <w:ilvl w:val="0"/>
+          <w:numId w:val="1001"/>
+        </w:numPr>
+        <w:pStyle w:val="Compact"/>
+      </w:pPr>
+      <w:r>
+        <w:t xml:space="preserve">Cliquez sur les</w:t>
+      </w:r>
+      <w:r>
+        <w:t xml:space="preserve"> </w:t>
+      </w:r>
+      <w:r>
+        <w:rPr>
+          <w:bCs/>
+          <w:b/>
+        </w:rPr>
+        <w:t xml:space="preserve">⋯</w:t>
+      </w:r>
+      <w:r>
+        <w:t xml:space="preserve"> </w:t>
+      </w:r>
+      <w:r>
+        <w:t xml:space="preserve">à côté de l’application</w:t>
+      </w:r>
+      <w:r>
+        <w:t xml:space="preserve"> </w:t>
+      </w:r>
+      <w:r>
+        <w:rPr>
+          <w:bCs/>
+          <w:b/>
+        </w:rPr>
+        <w:t xml:space="preserve">Appréciation de la contribution</w:t>
+      </w:r>
+      <w:r>
+        <w:t xml:space="preserve">, puis sur</w:t>
+      </w:r>
+      <w:r>
+        <w:t xml:space="preserve"> </w:t>
+      </w:r>
+      <w:r>
+        <w:rPr>
+          <w:bCs/>
+          <w:b/>
+        </w:rPr>
+        <w:t xml:space="preserve">Modifier</w:t>
+      </w:r>
+      <w:r>
+        <w:t xml:space="preserve">.</w:t>
+      </w:r>
+    </w:p>
+    <w:p>
+      <w:pPr>
+        <w:numPr>
+          <w:ilvl w:val="0"/>
+          <w:numId w:val="1001"/>
+        </w:numPr>
+        <w:pStyle w:val="Compact"/>
+      </w:pPr>
+      <w:r>
+        <w:t xml:space="preserve">Si un message parle d’une version plus récente ou d’un verrou, choisissez</w:t>
+      </w:r>
+      <w:r>
+        <w:t xml:space="preserve"> </w:t>
+      </w:r>
+      <w:r>
+        <w:rPr>
+          <w:bCs/>
+          <w:b/>
+        </w:rPr>
+        <w:t xml:space="preserve">Modifier quand même</w:t>
+      </w:r>
+      <w:r>
+        <w:t xml:space="preserve">.</w:t>
+      </w:r>
+    </w:p>
+    <w:p>
+      <w:pPr>
+        <w:pStyle w:val="FirstParagraph"/>
+      </w:pPr>
+      <w:r>
+        <w:t xml:space="preserve">✅ Le studio Power Apps s’ouvre, avec l’</w:t>
+      </w:r>
+      <w:r>
+        <w:rPr>
+          <w:bCs/>
+          <w:b/>
+        </w:rPr>
+        <w:t xml:space="preserve">Arborescence</w:t>
+      </w:r>
+      <w:r>
+        <w:t xml:space="preserve"> </w:t>
+      </w:r>
+      <w:r>
+        <w:t xml:space="preserve">à gauche.</w:t>
+      </w:r>
+    </w:p>
+    <w:bookmarkEnd w:id="21"/>
+    <w:bookmarkStart w:id="22" w:name="Xcea7fa2c18f746b0260bccbb1c614cd200d7344"/>
+    <w:p>
+      <w:pPr>
+        <w:pStyle w:val="Heading1"/>
+      </w:pPr>
+      <w:r>
+        <w:t xml:space="preserve">Partie 2 — Remplacer TOUTE la formule OnVisible (le plus sûr)</w:t>
+      </w:r>
+    </w:p>
+    <w:p>
+      <w:pPr>
+        <w:pStyle w:val="FirstParagraph"/>
+      </w:pPr>
+      <w:r>
+        <w:t xml:space="preserve">Plutôt que de chercher le bloc au milieu de la formule, on remplace</w:t>
+      </w:r>
+      <w:r>
+        <w:t xml:space="preserve"> </w:t>
+      </w:r>
+      <w:r>
+        <w:rPr>
+          <w:bCs/>
+          <w:b/>
+        </w:rPr>
+        <w:t xml:space="preserve">toute</w:t>
+      </w:r>
+      <w:r>
+        <w:t xml:space="preserve"> </w:t>
+      </w:r>
+      <w:r>
+        <w:t xml:space="preserve">la formule par le fichier à jour. Ça évite les morceaux oubliés.</w:t>
+      </w:r>
+    </w:p>
+    <w:p>
+      <w:pPr>
+        <w:numPr>
+          <w:ilvl w:val="0"/>
+          <w:numId w:val="1002"/>
+        </w:numPr>
+        <w:pStyle w:val="Compact"/>
+      </w:pPr>
+      <w:r>
+        <w:t xml:space="preserve">Sur votre ordinateur, ouvrez le fichier</w:t>
+      </w:r>
+      <w:r>
+        <w:t xml:space="preserve"> </w:t>
+      </w:r>
+      <w:r>
+        <w:rPr>
+          <w:bCs/>
+          <w:b/>
+        </w:rPr>
+        <w:t xml:space="preserve">scrFormulaire-OnVisible-corrige.txt</w:t>
+      </w:r>
+      <w:r>
+        <w:t xml:space="preserve"> </w:t>
+      </w:r>
+      <w:r>
+        <w:t xml:space="preserve">avec le</w:t>
+      </w:r>
+      <w:r>
+        <w:t xml:space="preserve"> </w:t>
+      </w:r>
+      <w:r>
+        <w:rPr>
+          <w:bCs/>
+          <w:b/>
+        </w:rPr>
+        <w:t xml:space="preserve">Bloc-notes</w:t>
+      </w:r>
+      <w:r>
+        <w:t xml:space="preserve"> </w:t>
+      </w:r>
+      <w:r>
+        <w:t xml:space="preserve">: clic droit › Ouvrir avec › Bloc-notes.</w:t>
+      </w:r>
+    </w:p>
+    <w:p>
+      <w:pPr>
+        <w:numPr>
+          <w:ilvl w:val="0"/>
+          <w:numId w:val="1002"/>
+        </w:numPr>
+        <w:pStyle w:val="Compact"/>
+      </w:pPr>
+      <w:r>
+        <w:t xml:space="preserve">Vérifiez la</w:t>
+      </w:r>
+      <w:r>
+        <w:t xml:space="preserve"> </w:t>
+      </w:r>
+      <w:r>
+        <w:rPr>
+          <w:bCs/>
+          <w:b/>
+        </w:rPr>
+        <w:t xml:space="preserve">1re ligne</w:t>
+      </w:r>
+      <w:r>
+        <w:t xml:space="preserve"> </w:t>
+      </w:r>
+      <w:r>
+        <w:t xml:space="preserve">: elle doit indiquer « mises à jour du 29 et du 30 octobre ». Sinon, vous avez une ancienne copie : téléchargez celle jointe à ce document.</w:t>
+      </w:r>
+    </w:p>
+    <w:p>
+      <w:pPr>
+        <w:numPr>
+          <w:ilvl w:val="0"/>
+          <w:numId w:val="1002"/>
+        </w:numPr>
+        <w:pStyle w:val="Compact"/>
+      </w:pPr>
+      <w:r>
+        <w:t xml:space="preserve">Dans le Bloc-notes :</w:t>
+      </w:r>
+      <w:r>
+        <w:t xml:space="preserve"> </w:t>
+      </w:r>
+      <w:r>
+        <w:rPr>
+          <w:bCs/>
+          <w:b/>
+        </w:rPr>
+        <w:t xml:space="preserve">Ctrl + A</w:t>
+      </w:r>
+      <w:r>
+        <w:t xml:space="preserve">, puis</w:t>
+      </w:r>
+      <w:r>
+        <w:t xml:space="preserve"> </w:t>
+      </w:r>
+      <w:r>
+        <w:rPr>
+          <w:bCs/>
+          <w:b/>
+        </w:rPr>
+        <w:t xml:space="preserve">Ctrl + C</w:t>
+      </w:r>
+      <w:r>
+        <w:t xml:space="preserve">.</w:t>
+      </w:r>
+    </w:p>
+    <w:p>
+      <w:pPr>
+        <w:numPr>
+          <w:ilvl w:val="0"/>
+          <w:numId w:val="1002"/>
+        </w:numPr>
+        <w:pStyle w:val="Compact"/>
+      </w:pPr>
+      <w:r>
+        <w:t xml:space="preserve">Dans le studio, dans l’</w:t>
+      </w:r>
+      <w:r>
+        <w:rPr>
+          <w:bCs/>
+          <w:b/>
+        </w:rPr>
+        <w:t xml:space="preserve">Arborescence</w:t>
+      </w:r>
+      <w:r>
+        <w:t xml:space="preserve"> </w:t>
+      </w:r>
+      <w:r>
+        <w:t xml:space="preserve">à gauche, cliquez sur le nom de l’écran</w:t>
+      </w:r>
+      <w:r>
+        <w:t xml:space="preserve"> </w:t>
+      </w:r>
+      <w:r>
+        <w:rPr>
+          <w:bCs/>
+          <w:b/>
+        </w:rPr>
+        <w:t xml:space="preserve">scrFormulaire</w:t>
+      </w:r>
+      <w:r>
+        <w:t xml:space="preserve">. Cliquez sur l’écran lui-même, pas sur un contrôle à l’intérieur.</w:t>
+      </w:r>
+    </w:p>
+    <w:p>
+      <w:pPr>
+        <w:numPr>
+          <w:ilvl w:val="0"/>
+          <w:numId w:val="1002"/>
+        </w:numPr>
+        <w:pStyle w:val="Compact"/>
+      </w:pPr>
+      <w:r>
+        <w:t xml:space="preserve">En haut à gauche, sous le ruban, ouvrez la</w:t>
+      </w:r>
+      <w:r>
+        <w:t xml:space="preserve"> </w:t>
+      </w:r>
+      <w:r>
+        <w:rPr>
+          <w:bCs/>
+          <w:b/>
+        </w:rPr>
+        <w:t xml:space="preserve">liste des propriétés</w:t>
+      </w:r>
+      <w:r>
+        <w:t xml:space="preserve"> </w:t>
+      </w:r>
+      <w:r>
+        <w:t xml:space="preserve">(elle affiche souvent « Fill ») et choisissez</w:t>
+      </w:r>
+      <w:r>
+        <w:t xml:space="preserve"> </w:t>
+      </w:r>
+      <w:r>
+        <w:rPr>
+          <w:bCs/>
+          <w:b/>
+        </w:rPr>
+        <w:t xml:space="preserve">OnVisible</w:t>
+      </w:r>
+      <w:r>
+        <w:t xml:space="preserve">.</w:t>
+      </w:r>
+    </w:p>
+    <w:p>
+      <w:pPr>
+        <w:numPr>
+          <w:ilvl w:val="0"/>
+          <w:numId w:val="1002"/>
+        </w:numPr>
+        <w:pStyle w:val="Compact"/>
+      </w:pPr>
+      <w:r>
+        <w:t xml:space="preserve">Cliquez</w:t>
+      </w:r>
+      <w:r>
+        <w:t xml:space="preserve"> </w:t>
+      </w:r>
+      <w:r>
+        <w:rPr>
+          <w:bCs/>
+          <w:b/>
+        </w:rPr>
+        <w:t xml:space="preserve">dans la barre de formule fx</w:t>
+      </w:r>
+      <w:r>
+        <w:t xml:space="preserve">, à droite de la liste des propriétés. Pour l’agrandir, cliquez sur la flèche</w:t>
+      </w:r>
+      <w:r>
+        <w:t xml:space="preserve"> </w:t>
+      </w:r>
+      <w:r>
+        <w:rPr>
+          <w:bCs/>
+          <w:b/>
+        </w:rPr>
+        <w:t xml:space="preserve">⌄</w:t>
+      </w:r>
+      <w:r>
+        <w:t xml:space="preserve"> </w:t>
+      </w:r>
+      <w:r>
+        <w:t xml:space="preserve">au bout de la barre.</w:t>
+      </w:r>
+    </w:p>
+    <w:p>
+      <w:pPr>
+        <w:numPr>
+          <w:ilvl w:val="0"/>
+          <w:numId w:val="1002"/>
+        </w:numPr>
+        <w:pStyle w:val="Compact"/>
+      </w:pPr>
+      <w:r>
+        <w:rPr>
+          <w:bCs/>
+          <w:b/>
+        </w:rPr>
+        <w:t xml:space="preserve">Ctrl + A</w:t>
+      </w:r>
+      <w:r>
+        <w:t xml:space="preserve">, puis</w:t>
+      </w:r>
+      <w:r>
+        <w:t xml:space="preserve"> </w:t>
+      </w:r>
+      <w:r>
+        <w:rPr>
+          <w:bCs/>
+          <w:b/>
+        </w:rPr>
+        <w:t xml:space="preserve">Suppr</w:t>
+      </w:r>
+      <w:r>
+        <w:t xml:space="preserve"> </w:t>
+      </w:r>
+      <w:r>
+        <w:t xml:space="preserve">: la barre est vide.</w:t>
+      </w:r>
+    </w:p>
+    <w:p>
+      <w:pPr>
+        <w:numPr>
+          <w:ilvl w:val="0"/>
+          <w:numId w:val="1002"/>
+        </w:numPr>
+        <w:pStyle w:val="Compact"/>
+      </w:pPr>
+      <w:r>
+        <w:rPr>
+          <w:bCs/>
+          <w:b/>
+        </w:rPr>
+        <w:t xml:space="preserve">Ctrl + V</w:t>
+      </w:r>
+      <w:r>
+        <w:t xml:space="preserve"> </w:t>
+      </w:r>
+      <w:r>
+        <w:t xml:space="preserve">pour coller.</w:t>
+      </w:r>
+    </w:p>
+    <w:p>
+      <w:pPr>
+        <w:numPr>
+          <w:ilvl w:val="0"/>
+          <w:numId w:val="1002"/>
+        </w:numPr>
+        <w:pStyle w:val="Compact"/>
+      </w:pPr>
+      <w:r>
+        <w:t xml:space="preserve">Attendez 5 à 10 secondes.</w:t>
+      </w:r>
+    </w:p>
+    <w:p>
+      <w:pPr>
+        <w:pStyle w:val="FirstParagraph"/>
+      </w:pPr>
+      <w:r>
+        <w:t xml:space="preserve">✅ Aucun texte n’est souligné en</w:t>
+      </w:r>
+      <w:r>
+        <w:t xml:space="preserve"> </w:t>
+      </w:r>
+      <w:r>
+        <w:rPr>
+          <w:bCs/>
+          <w:b/>
+        </w:rPr>
+        <w:t xml:space="preserve">rouge</w:t>
+      </w:r>
+      <w:r>
+        <w:t xml:space="preserve">, et l’icône du Vérificateur d’application (stéthoscope, en haut à droite) n’indique pas de nouvelle erreur.</w:t>
+      </w:r>
+    </w:p>
+    <w:p>
+      <w:pPr>
+        <w:pStyle w:val="BodyText"/>
+      </w:pPr>
+      <w:r>
+        <w:rPr>
+          <w:bCs/>
+          <w:b/>
+        </w:rPr>
+        <w:t xml:space="preserve">Si du rouge apparaît :</w:t>
+      </w:r>
+      <w:r>
+        <w:t xml:space="preserve"> </w:t>
+      </w:r>
+      <w:r>
+        <w:t xml:space="preserve">placez la souris sur le mot souligné et faites une capture du message. La cause la plus fréquente est le nom du connecteur Office 365 : retapez</w:t>
+      </w:r>
+      <w:r>
+        <w:t xml:space="preserve"> </w:t>
+      </w:r>
+      <w:r>
+        <w:rPr>
+          <w:bCs/>
+          <w:b/>
+        </w:rPr>
+        <w:t xml:space="preserve">Util</w:t>
+      </w:r>
+      <w:r>
+        <w:t xml:space="preserve"> </w:t>
+      </w:r>
+      <w:r>
+        <w:t xml:space="preserve">et choisissez</w:t>
+      </w:r>
+      <w:r>
+        <w:t xml:space="preserve"> </w:t>
+      </w:r>
+      <w:r>
+        <w:rPr>
+          <w:rStyle w:val="VerbatimChar"/>
+        </w:rPr>
+        <w:t xml:space="preserve">'Utilisateursd’Office365'</w:t>
+      </w:r>
+      <w:r>
+        <w:t xml:space="preserve"> </w:t>
+      </w:r>
+      <w:r>
+        <w:t xml:space="preserve">dans la liste.</w:t>
+      </w:r>
+    </w:p>
+    <w:bookmarkEnd w:id="22"/>
+    <w:bookmarkStart w:id="23" w:name="partie-3-faire-exécuter-onvisible"/>
+    <w:p>
+      <w:pPr>
+        <w:pStyle w:val="Heading1"/>
+      </w:pPr>
+      <w:r>
+        <w:t xml:space="preserve">Partie 3 — Faire exécuter OnVisible</w:t>
+      </w:r>
+    </w:p>
+    <w:p>
+      <w:pPr>
+        <w:pStyle w:val="FirstParagraph"/>
+      </w:pPr>
+      <w:r>
+        <w:t xml:space="preserve">OnVisible s’exécute</w:t>
+      </w:r>
+      <w:r>
+        <w:t xml:space="preserve"> </w:t>
+      </w:r>
+      <w:r>
+        <w:rPr>
+          <w:bCs/>
+          <w:b/>
+        </w:rPr>
+        <w:t xml:space="preserve">quand on arrive sur l’écran</w:t>
+      </w:r>
+      <w:r>
+        <w:t xml:space="preserve">. Coller la formule ne suffit pas.</w:t>
+      </w:r>
+    </w:p>
+    <w:p>
+      <w:pPr>
+        <w:numPr>
+          <w:ilvl w:val="0"/>
+          <w:numId w:val="1003"/>
+        </w:numPr>
+        <w:pStyle w:val="Compact"/>
+      </w:pPr>
+      <w:r>
+        <w:t xml:space="preserve">Dans l’Arborescence, cliquez sur l’écran</w:t>
+      </w:r>
+      <w:r>
+        <w:t xml:space="preserve"> </w:t>
+      </w:r>
+      <w:r>
+        <w:rPr>
+          <w:bCs/>
+          <w:b/>
+        </w:rPr>
+        <w:t xml:space="preserve">scrMesDossiers</w:t>
+      </w:r>
+      <w:r>
+        <w:t xml:space="preserve">.</w:t>
+      </w:r>
+    </w:p>
+    <w:p>
+      <w:pPr>
+        <w:numPr>
+          <w:ilvl w:val="0"/>
+          <w:numId w:val="1003"/>
+        </w:numPr>
+        <w:pStyle w:val="Compact"/>
+      </w:pPr>
+      <w:r>
+        <w:t xml:space="preserve">Appuyez sur</w:t>
+      </w:r>
+      <w:r>
+        <w:t xml:space="preserve"> </w:t>
+      </w:r>
+      <w:r>
+        <w:rPr>
+          <w:bCs/>
+          <w:b/>
+        </w:rPr>
+        <w:t xml:space="preserve">F5</w:t>
+      </w:r>
+      <w:r>
+        <w:t xml:space="preserve"> </w:t>
+      </w:r>
+      <w:r>
+        <w:t xml:space="preserve">(ou cliquez sur ▶</w:t>
+      </w:r>
+      <w:r>
+        <w:t xml:space="preserve"> </w:t>
+      </w:r>
+      <w:r>
+        <w:rPr>
+          <w:bCs/>
+          <w:b/>
+        </w:rPr>
+        <w:t xml:space="preserve">Aperçu</w:t>
+      </w:r>
+      <w:r>
+        <w:t xml:space="preserve"> </w:t>
+      </w:r>
+      <w:r>
+        <w:t xml:space="preserve">en haut à droite).</w:t>
+      </w:r>
+    </w:p>
+    <w:p>
+      <w:pPr>
+        <w:numPr>
+          <w:ilvl w:val="0"/>
+          <w:numId w:val="1003"/>
+        </w:numPr>
+        <w:pStyle w:val="Compact"/>
+      </w:pPr>
+      <w:r>
+        <w:t xml:space="preserve">Dans l’application, cliquez sur</w:t>
+      </w:r>
+      <w:r>
+        <w:t xml:space="preserve"> </w:t>
+      </w:r>
+      <w:r>
+        <w:rPr>
+          <w:bCs/>
+          <w:b/>
+        </w:rPr>
+        <w:t xml:space="preserve">📝 Nouveau formulaire</w:t>
+      </w:r>
+      <w:r>
+        <w:t xml:space="preserve">, ou sur</w:t>
+      </w:r>
+      <w:r>
+        <w:t xml:space="preserve"> </w:t>
+      </w:r>
+      <w:r>
+        <w:rPr>
+          <w:bCs/>
+          <w:b/>
+        </w:rPr>
+        <w:t xml:space="preserve">Ouvrir</w:t>
+      </w:r>
+      <w:r>
+        <w:t xml:space="preserve"> </w:t>
+      </w:r>
+      <w:r>
+        <w:t xml:space="preserve">à côté d’un dossier. Vous arrivez sur scrFormulaire et OnVisible s’exécute.</w:t>
+      </w:r>
+    </w:p>
+    <w:p>
+      <w:pPr>
+        <w:numPr>
+          <w:ilvl w:val="0"/>
+          <w:numId w:val="1003"/>
+        </w:numPr>
+        <w:pStyle w:val="Compact"/>
+      </w:pPr>
+      <w:r>
+        <w:t xml:space="preserve">Choisissez le type de poste</w:t>
+      </w:r>
+      <w:r>
+        <w:t xml:space="preserve"> </w:t>
+      </w:r>
+      <w:r>
+        <w:rPr>
+          <w:bCs/>
+          <w:b/>
+        </w:rPr>
+        <w:t xml:space="preserve">Cadre avec équipe</w:t>
+      </w:r>
+      <w:r>
+        <w:t xml:space="preserve">.</w:t>
+      </w:r>
+    </w:p>
+    <w:p>
+      <w:pPr>
+        <w:numPr>
+          <w:ilvl w:val="0"/>
+          <w:numId w:val="1003"/>
+        </w:numPr>
+        <w:pStyle w:val="Compact"/>
+      </w:pPr>
+      <w:r>
+        <w:t xml:space="preserve">Fermez l’aperçu avec</w:t>
+      </w:r>
+      <w:r>
+        <w:t xml:space="preserve"> </w:t>
+      </w:r>
+      <w:r>
+        <w:rPr>
+          <w:bCs/>
+          <w:b/>
+        </w:rPr>
+        <w:t xml:space="preserve">Échap</w:t>
+      </w:r>
+      <w:r>
+        <w:t xml:space="preserve"> </w:t>
+      </w:r>
+      <w:r>
+        <w:t xml:space="preserve">ou le</w:t>
+      </w:r>
+      <w:r>
+        <w:t xml:space="preserve"> </w:t>
+      </w:r>
+      <w:r>
+        <w:rPr>
+          <w:bCs/>
+          <w:b/>
+        </w:rPr>
+        <w:t xml:space="preserve">X</w:t>
+      </w:r>
+      <w:r>
+        <w:t xml:space="preserve"> </w:t>
+      </w:r>
+      <w:r>
+        <w:t xml:space="preserve">en haut à droite.</w:t>
+      </w:r>
+    </w:p>
+    <w:bookmarkEnd w:id="23"/>
+    <w:bookmarkStart w:id="24" w:name="partie-4-vérifier-la-liste-colechelle"/>
+    <w:p>
+      <w:pPr>
+        <w:pStyle w:val="Heading1"/>
+      </w:pPr>
+      <w:r>
+        <w:t xml:space="preserve">Partie 4 — Vérifier la liste colEchelle</w:t>
+      </w:r>
+    </w:p>
+    <w:p>
+      <w:pPr>
+        <w:numPr>
+          <w:ilvl w:val="0"/>
+          <w:numId w:val="1004"/>
+        </w:numPr>
+        <w:pStyle w:val="Compact"/>
+      </w:pPr>
+      <w:r>
+        <w:t xml:space="preserve">Dans la barre de gauche du studio, cliquez sur l’icône</w:t>
+      </w:r>
+      <w:r>
+        <w:t xml:space="preserve"> </w:t>
+      </w:r>
+      <w:r>
+        <w:rPr>
+          <w:bCs/>
+          <w:b/>
+        </w:rPr>
+        <w:t xml:space="preserve">(x) Variables</w:t>
+      </w:r>
+      <w:r>
+        <w:t xml:space="preserve">.</w:t>
+      </w:r>
+    </w:p>
+    <w:p>
+      <w:pPr>
+        <w:numPr>
+          <w:ilvl w:val="0"/>
+          <w:numId w:val="1004"/>
+        </w:numPr>
+        <w:pStyle w:val="Compact"/>
+      </w:pPr>
+      <w:r>
+        <w:t xml:space="preserve">Ouvrez</w:t>
+      </w:r>
+      <w:r>
+        <w:t xml:space="preserve"> </w:t>
+      </w:r>
+      <w:r>
+        <w:rPr>
+          <w:bCs/>
+          <w:b/>
+        </w:rPr>
+        <w:t xml:space="preserve">Collections</w:t>
+      </w:r>
+      <w:r>
+        <w:t xml:space="preserve">, puis cliquez sur</w:t>
+      </w:r>
+      <w:r>
+        <w:t xml:space="preserve"> </w:t>
+      </w:r>
+      <w:r>
+        <w:rPr>
+          <w:bCs/>
+          <w:b/>
+        </w:rPr>
+        <w:t xml:space="preserve">colEchelle</w:t>
+      </w:r>
+      <w:r>
+        <w:t xml:space="preserve">.</w:t>
+      </w:r>
+    </w:p>
+    <w:p>
+      <w:pPr>
+        <w:pStyle w:val="FirstParagraph"/>
+      </w:pPr>
+      <w:r>
+        <w:t xml:space="preserve">✅ Vous voyez</w:t>
+      </w:r>
+      <w:r>
+        <w:t xml:space="preserve"> </w:t>
+      </w:r>
+      <w:r>
+        <w:rPr>
+          <w:bCs/>
+          <w:b/>
+        </w:rPr>
+        <w:t xml:space="preserve">4 lignes</w:t>
+      </w:r>
+      <w:r>
+        <w:t xml:space="preserve"> </w:t>
+      </w:r>
+      <w:r>
+        <w:t xml:space="preserve">: Insatisfaisant, Partiellement satisfaisant, Complètement satisfaisant, Supérieur, avec les colonnes</w:t>
+      </w:r>
+      <w:r>
+        <w:t xml:space="preserve"> </w:t>
+      </w:r>
+      <w:r>
+        <w:rPr>
+          <w:bCs/>
+          <w:b/>
+        </w:rPr>
+        <w:t xml:space="preserve">Niveau</w:t>
+      </w:r>
+      <w:r>
+        <w:t xml:space="preserve">,</w:t>
+      </w:r>
+      <w:r>
+        <w:t xml:space="preserve"> </w:t>
+      </w:r>
+      <w:r>
+        <w:rPr>
+          <w:bCs/>
+          <w:b/>
+        </w:rPr>
+        <w:t xml:space="preserve">Ordre</w:t>
+      </w:r>
+      <w:r>
+        <w:t xml:space="preserve"> </w:t>
+      </w:r>
+      <w:r>
+        <w:t xml:space="preserve">et</w:t>
+      </w:r>
+      <w:r>
+        <w:t xml:space="preserve"> </w:t>
+      </w:r>
+      <w:r>
+        <w:rPr>
+          <w:bCs/>
+          <w:b/>
+        </w:rPr>
+        <w:t xml:space="preserve">Desc</w:t>
+      </w:r>
+      <w:r>
+        <w:t xml:space="preserve">.</w:t>
+      </w:r>
+    </w:p>
+    <w:p>
+      <w:pPr>
+        <w:pStyle w:val="BodyText"/>
+      </w:pPr>
+      <w:r>
+        <w:rPr>
+          <w:bCs/>
+          <w:b/>
+        </w:rPr>
+        <w:t xml:space="preserve">Si vous voyez encore 5 lignes avec « Exemplaire » :</w:t>
+      </w:r>
+    </w:p>
+    <w:p>
+      <w:pPr>
+        <w:numPr>
+          <w:ilvl w:val="0"/>
+          <w:numId w:val="1005"/>
+        </w:numPr>
+        <w:pStyle w:val="Compact"/>
+      </w:pPr>
+      <w:r>
+        <w:t xml:space="preserve">Une autre formule recrée l’ancienne liste. Cliquez sur la</w:t>
+      </w:r>
+      <w:r>
+        <w:t xml:space="preserve"> </w:t>
+      </w:r>
+      <w:r>
+        <w:rPr>
+          <w:bCs/>
+          <w:b/>
+        </w:rPr>
+        <w:t xml:space="preserve">loupe 🔍</w:t>
+      </w:r>
+      <w:r>
+        <w:t xml:space="preserve"> </w:t>
+      </w:r>
+      <w:r>
+        <w:t xml:space="preserve">dans la barre de gauche et cherchez</w:t>
+      </w:r>
+      <w:r>
+        <w:t xml:space="preserve"> </w:t>
+      </w:r>
+      <w:r>
+        <w:rPr>
+          <w:bCs/>
+          <w:b/>
+        </w:rPr>
+        <w:t xml:space="preserve">colEchelle</w:t>
+      </w:r>
+      <w:r>
+        <w:t xml:space="preserve">.</w:t>
+      </w:r>
+    </w:p>
+    <w:p>
+      <w:pPr>
+        <w:numPr>
+          <w:ilvl w:val="0"/>
+          <w:numId w:val="1005"/>
+        </w:numPr>
+        <w:pStyle w:val="Compact"/>
+      </w:pPr>
+      <w:r>
+        <w:t xml:space="preserve">Les résultats montrent chaque endroit où le nom apparaît. Si un résultat est dans</w:t>
+      </w:r>
+      <w:r>
+        <w:t xml:space="preserve"> </w:t>
+      </w:r>
+      <w:r>
+        <w:rPr>
+          <w:bCs/>
+          <w:b/>
+        </w:rPr>
+        <w:t xml:space="preserve">App</w:t>
+      </w:r>
+      <w:r>
+        <w:t xml:space="preserve"> </w:t>
+      </w:r>
+      <w:r>
+        <w:t xml:space="preserve">(propriété</w:t>
+      </w:r>
+      <w:r>
+        <w:t xml:space="preserve"> </w:t>
+      </w:r>
+      <w:r>
+        <w:rPr>
+          <w:bCs/>
+          <w:b/>
+        </w:rPr>
+        <w:t xml:space="preserve">OnStart</w:t>
+      </w:r>
+      <w:r>
+        <w:t xml:space="preserve">) ou ailleurs qu’OnVisible avec</w:t>
+      </w:r>
+      <w:r>
+        <w:t xml:space="preserve"> </w:t>
+      </w:r>
+      <w:r>
+        <w:rPr>
+          <w:rStyle w:val="VerbatimChar"/>
+        </w:rPr>
+        <w:t xml:space="preserve">ClearCollect(colEchelle</w:t>
+      </w:r>
+      <w:r>
+        <w:t xml:space="preserve"> </w:t>
+      </w:r>
+      <w:r>
+        <w:t xml:space="preserve">:</w:t>
+      </w:r>
+    </w:p>
+    <w:p>
+      <w:pPr>
+        <w:numPr>
+          <w:ilvl w:val="1"/>
+          <w:numId w:val="1006"/>
+        </w:numPr>
+        <w:pStyle w:val="Compact"/>
+      </w:pPr>
+      <w:r>
+        <w:t xml:space="preserve">cliquez sur le résultat ;</w:t>
+      </w:r>
+    </w:p>
+    <w:p>
+      <w:pPr>
+        <w:numPr>
+          <w:ilvl w:val="1"/>
+          <w:numId w:val="1006"/>
+        </w:numPr>
+        <w:pStyle w:val="Compact"/>
+      </w:pPr>
+      <w:r>
+        <w:t xml:space="preserve">dans la barre fx, sélectionnez le bloc</w:t>
+      </w:r>
+      <w:r>
+        <w:t xml:space="preserve"> </w:t>
+      </w:r>
+      <w:r>
+        <w:rPr>
+          <w:rStyle w:val="VerbatimChar"/>
+        </w:rPr>
+        <w:t xml:space="preserve">ClearCollect(colEchelle; … "Exemplaire"; Ordre: 5});;</w:t>
+      </w:r>
+      <w:r>
+        <w:t xml:space="preserve"> </w:t>
+      </w:r>
+      <w:r>
+        <w:t xml:space="preserve">en entier ;</w:t>
+      </w:r>
+    </w:p>
+    <w:p>
+      <w:pPr>
+        <w:numPr>
+          <w:ilvl w:val="1"/>
+          <w:numId w:val="1006"/>
+        </w:numPr>
+        <w:pStyle w:val="Compact"/>
+      </w:pPr>
+      <w:r>
+        <w:t xml:space="preserve">supprimez-le. OnVisible suffit.</w:t>
+      </w:r>
+    </w:p>
+    <w:p>
+      <w:pPr>
+        <w:numPr>
+          <w:ilvl w:val="0"/>
+          <w:numId w:val="1005"/>
+        </w:numPr>
+        <w:pStyle w:val="Compact"/>
+      </w:pPr>
+      <w:r>
+        <w:t xml:space="preserve">Refaites la</w:t>
+      </w:r>
+      <w:r>
+        <w:t xml:space="preserve"> </w:t>
+      </w:r>
+      <w:r>
+        <w:rPr>
+          <w:bCs/>
+          <w:b/>
+        </w:rPr>
+        <w:t xml:space="preserve">partie 3</w:t>
+      </w:r>
+      <w:r>
+        <w:t xml:space="preserve">, puis cette vérification.</w:t>
+      </w:r>
+    </w:p>
+    <w:bookmarkEnd w:id="24"/>
+    <w:bookmarkStart w:id="25" w:name="Xea2a7cffed18b626925a95127376b6fbb9d9e44"/>
+    <w:p>
+      <w:pPr>
+        <w:pStyle w:val="Heading1"/>
+      </w:pPr>
+      <w:r>
+        <w:t xml:space="preserve">Partie 5 — Le tableau de l’échelle (echelleLegend)</w:t>
+      </w:r>
+    </w:p>
+    <w:p>
+      <w:pPr>
+        <w:numPr>
+          <w:ilvl w:val="0"/>
+          <w:numId w:val="1007"/>
+        </w:numPr>
+        <w:pStyle w:val="Compact"/>
+      </w:pPr>
+      <w:r>
+        <w:t xml:space="preserve">Dans l’</w:t>
+      </w:r>
+      <w:r>
+        <w:rPr>
+          <w:bCs/>
+          <w:b/>
+        </w:rPr>
+        <w:t xml:space="preserve">Arborescence</w:t>
+      </w:r>
+      <w:r>
+        <w:t xml:space="preserve">, dépliez</w:t>
+      </w:r>
+      <w:r>
+        <w:t xml:space="preserve"> </w:t>
+      </w:r>
+      <w:r>
+        <w:rPr>
+          <w:bCs/>
+          <w:b/>
+        </w:rPr>
+        <w:t xml:space="preserve">scrFormulaire</w:t>
+      </w:r>
+      <w:r>
+        <w:t xml:space="preserve">, puis la section B. Le plus simple : tapez</w:t>
+      </w:r>
+      <w:r>
+        <w:t xml:space="preserve"> </w:t>
+      </w:r>
+      <w:r>
+        <w:rPr>
+          <w:bCs/>
+          <w:b/>
+        </w:rPr>
+        <w:t xml:space="preserve">echelle</w:t>
+      </w:r>
+      <w:r>
+        <w:t xml:space="preserve"> </w:t>
+      </w:r>
+      <w:r>
+        <w:t xml:space="preserve">dans la zone</w:t>
+      </w:r>
+      <w:r>
+        <w:t xml:space="preserve"> </w:t>
+      </w:r>
+      <w:r>
+        <w:rPr>
+          <w:bCs/>
+          <w:b/>
+        </w:rPr>
+        <w:t xml:space="preserve">Rechercher</w:t>
+      </w:r>
+      <w:r>
+        <w:t xml:space="preserve"> </w:t>
+      </w:r>
+      <w:r>
+        <w:t xml:space="preserve">en haut de l’Arborescence.</w:t>
+      </w:r>
+    </w:p>
+    <w:p>
+      <w:pPr>
+        <w:numPr>
+          <w:ilvl w:val="0"/>
+          <w:numId w:val="1007"/>
+        </w:numPr>
+        <w:pStyle w:val="Compact"/>
+      </w:pPr>
+      <w:r>
+        <w:t xml:space="preserve">Cliquez sur</w:t>
+      </w:r>
+      <w:r>
+        <w:t xml:space="preserve"> </w:t>
+      </w:r>
+      <w:r>
+        <w:rPr>
+          <w:bCs/>
+          <w:b/>
+        </w:rPr>
+        <w:t xml:space="preserve">echelleLegend</w:t>
+      </w:r>
+      <w:r>
+        <w:t xml:space="preserve">.</w:t>
+      </w:r>
+    </w:p>
+    <w:p>
+      <w:pPr>
+        <w:numPr>
+          <w:ilvl w:val="0"/>
+          <w:numId w:val="1007"/>
+        </w:numPr>
+        <w:pStyle w:val="Compact"/>
+      </w:pPr>
+      <w:r>
+        <w:t xml:space="preserve">Liste des propriétés en haut à gauche : choisissez</w:t>
+      </w:r>
+      <w:r>
+        <w:t xml:space="preserve"> </w:t>
+      </w:r>
+      <w:r>
+        <w:rPr>
+          <w:bCs/>
+          <w:b/>
+        </w:rPr>
+        <w:t xml:space="preserve">HtmlText</w:t>
+      </w:r>
+      <w:r>
+        <w:t xml:space="preserve">.</w:t>
+      </w:r>
+    </w:p>
+    <w:p>
+      <w:pPr>
+        <w:numPr>
+          <w:ilvl w:val="0"/>
+          <w:numId w:val="1007"/>
+        </w:numPr>
+        <w:pStyle w:val="Compact"/>
+      </w:pPr>
+      <w:r>
+        <w:t xml:space="preserve">Cliquez dans la barre fx,</w:t>
+      </w:r>
+      <w:r>
+        <w:t xml:space="preserve"> </w:t>
+      </w:r>
+      <w:r>
+        <w:rPr>
+          <w:bCs/>
+          <w:b/>
+        </w:rPr>
+        <w:t xml:space="preserve">Ctrl + A</w:t>
+      </w:r>
+      <w:r>
+        <w:t xml:space="preserve">,</w:t>
+      </w:r>
+      <w:r>
+        <w:t xml:space="preserve"> </w:t>
+      </w:r>
+      <w:r>
+        <w:rPr>
+          <w:bCs/>
+          <w:b/>
+        </w:rPr>
+        <w:t xml:space="preserve">Suppr</w:t>
+      </w:r>
+      <w:r>
+        <w:t xml:space="preserve">, puis collez la formule ci-dessous. Elle se trouve aussi dans</w:t>
+      </w:r>
+      <w:r>
+        <w:t xml:space="preserve"> </w:t>
+      </w:r>
+      <w:r>
+        <w:rPr>
+          <w:bCs/>
+          <w:b/>
+        </w:rPr>
+        <w:t xml:space="preserve">FORMULES-POWERAPPS-FINALES.txt</w:t>
+      </w:r>
+      <w:r>
+        <w:t xml:space="preserve">, section 13.</w:t>
+      </w:r>
+    </w:p>
+    <w:p>
+      <w:pPr>
+        <w:pStyle w:val="SourceCode"/>
+      </w:pPr>
+      <w:r>
+        <w:rPr>
+          <w:rStyle w:val="VerbatimChar"/>
+        </w:rPr>
+        <w:t xml:space="preserve">"&lt;div style='font-family:Segoe UI, Arial, sans-serif; font-size:14px; color:#1F2937'&gt;" &amp;</w:t>
+      </w:r>
+      <w:r>
+        <w:br/>
+      </w:r>
+      <w:r>
+        <w:rPr>
+          <w:rStyle w:val="VerbatimChar"/>
+        </w:rPr>
+        <w:t xml:space="preserve">"&lt;table style='width:100%; border-collapse:collapse'&gt;" &amp;</w:t>
+      </w:r>
+      <w:r>
+        <w:br/>
+      </w:r>
+      <w:r>
+        <w:rPr>
+          <w:rStyle w:val="VerbatimChar"/>
+        </w:rPr>
+        <w:t xml:space="preserve">"&lt;tr style='background:#E8EEF5'&gt;&lt;th colspan='2' style='text-align:left; padding:8px 10px; color:#0B2D5B'&gt;Échelle de démonstration des comportements associés aux postures de leadership&lt;sup&gt;1&lt;/sup&gt;&lt;/th&gt;&lt;/tr&gt;" &amp;</w:t>
+      </w:r>
+      <w:r>
+        <w:br/>
+      </w:r>
+      <w:r>
+        <w:rPr>
+          <w:rStyle w:val="VerbatimChar"/>
+        </w:rPr>
+        <w:t xml:space="preserve">"&lt;tr style='background:#E8EEF5'&gt;&lt;th style='text-align:left; padding:8px 10px; width:230px; color:#0B2D5B'&gt;Niveau&lt;/th&gt;&lt;th style='text-align:left; padding:8px 10px; color:#0B2D5B'&gt;Description synthèse&lt;/th&gt;&lt;/tr&gt;" &amp;</w:t>
+      </w:r>
+      <w:r>
+        <w:br/>
+      </w:r>
+      <w:r>
+        <w:rPr>
+          <w:rStyle w:val="VerbatimChar"/>
+        </w:rPr>
+        <w:t xml:space="preserve">Concat(Sort(colEchelle; Ordre) As n;</w:t>
+      </w:r>
+      <w:r>
+        <w:br/>
+      </w:r>
+      <w:r>
+        <w:rPr>
+          <w:rStyle w:val="VerbatimChar"/>
+        </w:rPr>
+        <w:t xml:space="preserve">    "&lt;tr&gt;&lt;td style='padding:8px 10px; border:1px solid #E5E7EB; font-weight:bold; vertical-align:top'&gt;" &amp; n.Niveau &amp;</w:t>
+      </w:r>
+      <w:r>
+        <w:br/>
+      </w:r>
+      <w:r>
+        <w:rPr>
+          <w:rStyle w:val="VerbatimChar"/>
+        </w:rPr>
+        <w:t xml:space="preserve">    "&lt;/td&gt;&lt;td style='padding:8px 10px; border:1px solid #E5E7EB'&gt;" &amp; n.Desc &amp; "&lt;/td&gt;&lt;/tr&gt;") &amp;</w:t>
+      </w:r>
+      <w:r>
+        <w:br/>
+      </w:r>
+      <w:r>
+        <w:rPr>
+          <w:rStyle w:val="VerbatimChar"/>
+        </w:rPr>
+        <w:t xml:space="preserve">"&lt;/table&gt;" &amp;</w:t>
+      </w:r>
+      <w:r>
+        <w:br/>
+      </w:r>
+      <w:r>
+        <w:rPr>
+          <w:rStyle w:val="VerbatimChar"/>
+        </w:rPr>
+        <w:t xml:space="preserve">"&lt;p style='font-size:12px; color:#6B7280; font-style:italic; margin:6px 0 0 0'&gt;&lt;sup&gt;1&lt;/sup&gt; Bien que les niveaux de l'échelle utilisés pour l'appréciation des postures de leadership et pour l'appréciation globale de la contribution soient identiques, leur utilisation répond à des objectifs différents. Les définitions ont donc été adaptées afin de refléter adéquatement l'objet à apprécier.&lt;/p&gt;" &amp;</w:t>
+      </w:r>
+      <w:r>
+        <w:br/>
+      </w:r>
+      <w:r>
+        <w:rPr>
+          <w:rStyle w:val="VerbatimChar"/>
+        </w:rPr>
+        <w:t xml:space="preserve">"&lt;/div&gt;"</w:t>
+      </w:r>
+    </w:p>
+    <w:p>
+      <w:pPr>
+        <w:numPr>
+          <w:ilvl w:val="0"/>
+          <w:numId w:val="1008"/>
+        </w:numPr>
+        <w:pStyle w:val="Compact"/>
+      </w:pPr>
+      <w:r>
+        <w:t xml:space="preserve">Dans le</w:t>
+      </w:r>
+      <w:r>
+        <w:t xml:space="preserve"> </w:t>
+      </w:r>
+      <w:r>
+        <w:rPr>
+          <w:bCs/>
+          <w:b/>
+        </w:rPr>
+        <w:t xml:space="preserve">panneau de droite</w:t>
+      </w:r>
+      <w:r>
+        <w:t xml:space="preserve">, onglet</w:t>
+      </w:r>
+      <w:r>
+        <w:t xml:space="preserve"> </w:t>
+      </w:r>
+      <w:r>
+        <w:rPr>
+          <w:bCs/>
+          <w:b/>
+        </w:rPr>
+        <w:t xml:space="preserve">Propriétés</w:t>
+      </w:r>
+      <w:r>
+        <w:t xml:space="preserve"> </w:t>
+      </w:r>
+      <w:r>
+        <w:t xml:space="preserve">(ou</w:t>
+      </w:r>
+      <w:r>
+        <w:t xml:space="preserve"> </w:t>
+      </w:r>
+      <w:r>
+        <w:rPr>
+          <w:bCs/>
+          <w:b/>
+        </w:rPr>
+        <w:t xml:space="preserve">Avancé</w:t>
+      </w:r>
+      <w:r>
+        <w:t xml:space="preserve">), cherchez</w:t>
+      </w:r>
+      <w:r>
+        <w:t xml:space="preserve"> </w:t>
+      </w:r>
+      <w:r>
+        <w:rPr>
+          <w:bCs/>
+          <w:b/>
+        </w:rPr>
+        <w:t xml:space="preserve">Hauteur automatique</w:t>
+      </w:r>
+      <w:r>
+        <w:t xml:space="preserve"> </w:t>
+      </w:r>
+      <w:r>
+        <w:t xml:space="preserve">(AutoHeight) et mettez-la à</w:t>
+      </w:r>
+      <w:r>
+        <w:t xml:space="preserve"> </w:t>
+      </w:r>
+      <w:r>
+        <w:rPr>
+          <w:bCs/>
+          <w:b/>
+        </w:rPr>
+        <w:t xml:space="preserve">Activé</w:t>
+      </w:r>
+      <w:r>
+        <w:t xml:space="preserve">. Si elle n’existe pas, mettez</w:t>
+      </w:r>
+      <w:r>
+        <w:t xml:space="preserve"> </w:t>
+      </w:r>
+      <w:r>
+        <w:rPr>
+          <w:bCs/>
+          <w:b/>
+        </w:rPr>
+        <w:t xml:space="preserve">Hauteur</w:t>
+      </w:r>
+      <w:r>
+        <w:t xml:space="preserve"> </w:t>
+      </w:r>
+      <w:r>
+        <w:t xml:space="preserve">(Height) à</w:t>
+      </w:r>
+      <w:r>
+        <w:t xml:space="preserve"> </w:t>
+      </w:r>
+      <w:r>
+        <w:rPr>
+          <w:bCs/>
+          <w:b/>
+        </w:rPr>
+        <w:t xml:space="preserve">330</w:t>
+      </w:r>
+      <w:r>
+        <w:t xml:space="preserve">.</w:t>
+      </w:r>
+    </w:p>
+    <w:p>
+      <w:pPr>
+        <w:pStyle w:val="FirstParagraph"/>
+      </w:pPr>
+      <w:r>
+        <w:t xml:space="preserve">✅ Dans le studio, le tableau affiche les</w:t>
+      </w:r>
+      <w:r>
+        <w:t xml:space="preserve"> </w:t>
+      </w:r>
+      <w:r>
+        <w:rPr>
+          <w:bCs/>
+          <w:b/>
+        </w:rPr>
+        <w:t xml:space="preserve">4 niveaux</w:t>
+      </w:r>
+      <w:r>
+        <w:t xml:space="preserve">, les nouvelles descriptions et la</w:t>
+      </w:r>
+      <w:r>
+        <w:t xml:space="preserve"> </w:t>
+      </w:r>
+      <w:r>
+        <w:rPr>
+          <w:bCs/>
+          <w:b/>
+        </w:rPr>
+        <w:t xml:space="preserve">note 1</w:t>
+      </w:r>
+      <w:r>
+        <w:t xml:space="preserve"> </w:t>
+      </w:r>
+      <w:r>
+        <w:t xml:space="preserve">en italique.</w:t>
+      </w:r>
+    </w:p>
+    <w:p>
+      <w:pPr>
+        <w:pStyle w:val="BodyText"/>
+      </w:pPr>
+      <w:r>
+        <w:rPr>
+          <w:bCs/>
+          <w:b/>
+        </w:rPr>
+        <w:t xml:space="preserve">Si le tableau est vide :</w:t>
+      </w:r>
+      <w:r>
+        <w:t xml:space="preserve"> </w:t>
+      </w:r>
+      <w:r>
+        <w:t xml:space="preserve">colEchelle n’est pas encore chargée. Refaites la</w:t>
+      </w:r>
+      <w:r>
+        <w:t xml:space="preserve"> </w:t>
+      </w:r>
+      <w:r>
+        <w:rPr>
+          <w:bCs/>
+          <w:b/>
+        </w:rPr>
+        <w:t xml:space="preserve">partie 3</w:t>
+      </w:r>
+      <w:r>
+        <w:t xml:space="preserve">.</w:t>
+      </w:r>
+    </w:p>
+    <w:p>
+      <w:pPr>
+        <w:pStyle w:val="BodyText"/>
+      </w:pPr>
+      <w:r>
+        <w:rPr>
+          <w:bCs/>
+          <w:b/>
+        </w:rPr>
+        <w:t xml:space="preserve">Si le tableau chevauche ce qui est en dessous :</w:t>
+      </w:r>
+      <w:r>
+        <w:t xml:space="preserve"> </w:t>
+      </w:r>
+      <w:r>
+        <w:t xml:space="preserve">augmentez la Height, ou vérifiez que le contrôle sous le tableau a un</w:t>
+      </w:r>
+      <w:r>
+        <w:t xml:space="preserve"> </w:t>
+      </w:r>
+      <w:r>
+        <w:rPr>
+          <w:bCs/>
+          <w:b/>
+        </w:rPr>
+        <w:t xml:space="preserve">Y</w:t>
+      </w:r>
+      <w:r>
+        <w:t xml:space="preserve"> </w:t>
+      </w:r>
+      <w:r>
+        <w:t xml:space="preserve">qui dépend de</w:t>
+      </w:r>
+      <w:r>
+        <w:t xml:space="preserve"> </w:t>
+      </w:r>
+      <w:r>
+        <w:rPr>
+          <w:rStyle w:val="VerbatimChar"/>
+        </w:rPr>
+        <w:t xml:space="preserve">echelleLegend.Y + echelleLegend.Height</w:t>
+      </w:r>
+      <w:r>
+        <w:t xml:space="preserve">.</w:t>
+      </w:r>
+    </w:p>
+    <w:bookmarkEnd w:id="25"/>
+    <w:bookmarkStart w:id="26" w:name="X72f256c825cca429d0df66e847f666de596e711"/>
+    <w:p>
+      <w:pPr>
+        <w:pStyle w:val="Heading1"/>
+      </w:pPr>
+      <w:r>
+        <w:t xml:space="preserve">Partie 6 — Les listes de cotes des comportements</w:t>
+      </w:r>
+    </w:p>
+    <w:p>
+      <w:pPr>
+        <w:pStyle w:val="FirstParagraph"/>
+      </w:pPr>
+      <w:r>
+        <w:t xml:space="preserve">Il y a une galerie par posture (</w:t>
+      </w:r>
+      <w:r>
+        <w:rPr>
+          <w:bCs/>
+          <w:b/>
+        </w:rPr>
+        <w:t xml:space="preserve">galP1</w:t>
       </w:r>
       <w:r>
         <w:t xml:space="preserve"> </w:t>
@@ -105,55 +2248,306 @@
         <w:t xml:space="preserve"> </w:t>
       </w:r>
       <w:r>
-        <w:t xml:space="preserve">jour</w:t>
-      </w:r>
-      <w:r>
-        <w:t xml:space="preserve"> </w:t>
-      </w:r>
-      <w:r>
-        <w:t xml:space="preserve">du</w:t>
-      </w:r>
-      <w:r>
-        <w:t xml:space="preserve"> </w:t>
-      </w:r>
-      <w:r>
-        <w:t xml:space="preserve">30</w:t>
-      </w:r>
-      <w:r>
-        <w:t xml:space="preserve"> </w:t>
-      </w:r>
-      <w:r>
-        <w:t xml:space="preserve">octobre</w:t>
-      </w:r>
-      <w:r>
-        <w:t xml:space="preserve"> </w:t>
-      </w:r>
-      <w:r>
-        <w:t xml:space="preserve">2026</w:t>
-      </w:r>
-      <w:r>
-        <w:t xml:space="preserve"> </w:t>
-      </w:r>
-      <w:r>
-        <w:t xml:space="preserve">·</w:t>
-      </w:r>
-      <w:r>
-        <w:t xml:space="preserve"> </w:t>
-      </w:r>
-      <w:r>
-        <w:t xml:space="preserve">Cadre</w:t>
-      </w:r>
-      <w:r>
-        <w:t xml:space="preserve"> </w:t>
-      </w:r>
-      <w:r>
-        <w:t xml:space="preserve">avec</w:t>
-      </w:r>
-      <w:r>
-        <w:t xml:space="preserve"> </w:t>
-      </w:r>
-      <w:r>
-        <w:t xml:space="preserve">équipe</w:t>
+        <w:rPr>
+          <w:bCs/>
+          <w:b/>
+        </w:rPr>
+        <w:t xml:space="preserve">galP4</w:t>
+      </w:r>
+      <w:r>
+        <w:t xml:space="preserve">). Chacune contient 2 listes : la cote de la personne (</w:t>
+      </w:r>
+      <w:r>
+        <w:rPr>
+          <w:bCs/>
+          <w:b/>
+        </w:rPr>
+        <w:t xml:space="preserve">…CboCadre</w:t>
+      </w:r>
+      <w:r>
+        <w:t xml:space="preserve">) et celle du supérieur (</w:t>
+      </w:r>
+      <w:r>
+        <w:rPr>
+          <w:bCs/>
+          <w:b/>
+        </w:rPr>
+        <w:t xml:space="preserve">…CboSup</w:t>
+      </w:r>
+      <w:r>
+        <w:t xml:space="preserve">). Vérifiez au moins la première, puis les autres de la même façon.</w:t>
+      </w:r>
+    </w:p>
+    <w:p>
+      <w:pPr>
+        <w:numPr>
+          <w:ilvl w:val="0"/>
+          <w:numId w:val="1009"/>
+        </w:numPr>
+        <w:pStyle w:val="Compact"/>
+      </w:pPr>
+      <w:r>
+        <w:t xml:space="preserve">Dans l’Arborescence, dépliez</w:t>
+      </w:r>
+      <w:r>
+        <w:t xml:space="preserve"> </w:t>
+      </w:r>
+      <w:r>
+        <w:rPr>
+          <w:bCs/>
+          <w:b/>
+        </w:rPr>
+        <w:t xml:space="preserve">galP1</w:t>
+      </w:r>
+      <w:r>
+        <w:t xml:space="preserve"> </w:t>
+      </w:r>
+      <w:r>
+        <w:t xml:space="preserve">et cliquez sur</w:t>
+      </w:r>
+      <w:r>
+        <w:t xml:space="preserve"> </w:t>
+      </w:r>
+      <w:r>
+        <w:rPr>
+          <w:bCs/>
+          <w:b/>
+        </w:rPr>
+        <w:t xml:space="preserve">p1CboCadre</w:t>
+      </w:r>
+      <w:r>
+        <w:t xml:space="preserve">.</w:t>
+      </w:r>
+    </w:p>
+    <w:p>
+      <w:pPr>
+        <w:numPr>
+          <w:ilvl w:val="0"/>
+          <w:numId w:val="1009"/>
+        </w:numPr>
+        <w:pStyle w:val="Compact"/>
+      </w:pPr>
+      <w:r>
+        <w:t xml:space="preserve">Propriété</w:t>
+      </w:r>
+      <w:r>
+        <w:t xml:space="preserve"> </w:t>
+      </w:r>
+      <w:r>
+        <w:rPr>
+          <w:bCs/>
+          <w:b/>
+        </w:rPr>
+        <w:t xml:space="preserve">Items</w:t>
+      </w:r>
+      <w:r>
+        <w:t xml:space="preserve"> </w:t>
+      </w:r>
+      <w:r>
+        <w:t xml:space="preserve">: la formule doit être exactement</w:t>
+      </w:r>
+      <w:r>
+        <w:t xml:space="preserve"> </w:t>
+      </w:r>
+      <w:r>
+        <w:rPr>
+          <w:rStyle w:val="VerbatimChar"/>
+        </w:rPr>
+        <w:t xml:space="preserve">colEchelle</w:t>
+      </w:r>
+      <w:r>
+        <w:t xml:space="preserve">. Sinon, remplacez-la par</w:t>
+      </w:r>
+      <w:r>
+        <w:t xml:space="preserve"> </w:t>
+      </w:r>
+      <w:r>
+        <w:rPr>
+          <w:rStyle w:val="VerbatimChar"/>
+        </w:rPr>
+        <w:t xml:space="preserve">colEchelle</w:t>
+      </w:r>
+      <w:r>
+        <w:t xml:space="preserve">.</w:t>
+      </w:r>
+    </w:p>
+    <w:p>
+      <w:pPr>
+        <w:numPr>
+          <w:ilvl w:val="0"/>
+          <w:numId w:val="1009"/>
+        </w:numPr>
+        <w:pStyle w:val="Compact"/>
+      </w:pPr>
+      <w:r>
+        <w:t xml:space="preserve">Propriété</w:t>
+      </w:r>
+      <w:r>
+        <w:t xml:space="preserve"> </w:t>
+      </w:r>
+      <w:r>
+        <w:rPr>
+          <w:bCs/>
+          <w:b/>
+        </w:rPr>
+        <w:t xml:space="preserve">DefaultSelectedItems</w:t>
+      </w:r>
+      <w:r>
+        <w:t xml:space="preserve"> </w:t>
+      </w:r>
+      <w:r>
+        <w:t xml:space="preserve">:</w:t>
+      </w:r>
+      <w:r>
+        <w:t xml:space="preserve"> </w:t>
+      </w:r>
+      <w:r>
+        <w:rPr>
+          <w:rStyle w:val="VerbatimChar"/>
+        </w:rPr>
+        <w:t xml:space="preserve">Filter(colEchelle; Niveau = ThisItem.CoteCadre)</w:t>
+      </w:r>
+    </w:p>
+    <w:p>
+      <w:pPr>
+        <w:numPr>
+          <w:ilvl w:val="0"/>
+          <w:numId w:val="1009"/>
+        </w:numPr>
+        <w:pStyle w:val="Compact"/>
+      </w:pPr>
+      <w:r>
+        <w:t xml:space="preserve">Panneau de droite,</w:t>
+      </w:r>
+      <w:r>
+        <w:t xml:space="preserve"> </w:t>
+      </w:r>
+      <w:r>
+        <w:rPr>
+          <w:bCs/>
+          <w:b/>
+        </w:rPr>
+        <w:t xml:space="preserve">Champs</w:t>
+      </w:r>
+      <w:r>
+        <w:t xml:space="preserve"> </w:t>
+      </w:r>
+      <w:r>
+        <w:t xml:space="preserve">›</w:t>
+      </w:r>
+      <w:r>
+        <w:t xml:space="preserve"> </w:t>
+      </w:r>
+      <w:r>
+        <w:rPr>
+          <w:bCs/>
+          <w:b/>
+        </w:rPr>
+        <w:t xml:space="preserve">Modifier</w:t>
+      </w:r>
+      <w:r>
+        <w:t xml:space="preserve"> </w:t>
+      </w:r>
+      <w:r>
+        <w:t xml:space="preserve">: le champ affiché doit être</w:t>
+      </w:r>
+      <w:r>
+        <w:t xml:space="preserve"> </w:t>
+      </w:r>
+      <w:r>
+        <w:rPr>
+          <w:bCs/>
+          <w:b/>
+        </w:rPr>
+        <w:t xml:space="preserve">Niveau</w:t>
+      </w:r>
+      <w:r>
+        <w:t xml:space="preserve">. Il ne doit pas être</w:t>
+      </w:r>
+      <w:r>
+        <w:t xml:space="preserve"> </w:t>
+      </w:r>
+      <w:r>
+        <w:rPr>
+          <w:bCs/>
+          <w:b/>
+        </w:rPr>
+        <w:t xml:space="preserve">Desc</w:t>
+      </w:r>
+      <w:r>
+        <w:t xml:space="preserve">, sinon la liste afficherait les longues descriptions.</w:t>
+      </w:r>
+    </w:p>
+    <w:p>
+      <w:pPr>
+        <w:numPr>
+          <w:ilvl w:val="0"/>
+          <w:numId w:val="1009"/>
+        </w:numPr>
+        <w:pStyle w:val="Compact"/>
+      </w:pPr>
+      <w:r>
+        <w:t xml:space="preserve">Refaites la même chose pour</w:t>
+      </w:r>
+      <w:r>
+        <w:t xml:space="preserve"> </w:t>
+      </w:r>
+      <w:r>
+        <w:rPr>
+          <w:bCs/>
+          <w:b/>
+        </w:rPr>
+        <w:t xml:space="preserve">p1CboSup</w:t>
+      </w:r>
+      <w:r>
+        <w:t xml:space="preserve">. Sa propriété DefaultSelectedItems utilise</w:t>
+      </w:r>
+      <w:r>
+        <w:t xml:space="preserve"> </w:t>
+      </w:r>
+      <w:r>
+        <w:rPr>
+          <w:rStyle w:val="VerbatimChar"/>
+        </w:rPr>
+        <w:t xml:space="preserve">ThisItem.CoteSup</w:t>
+      </w:r>
+      <w:r>
+        <w:t xml:space="preserve">.</w:t>
+      </w:r>
+    </w:p>
+    <w:p>
+      <w:pPr>
+        <w:numPr>
+          <w:ilvl w:val="0"/>
+          <w:numId w:val="1009"/>
+        </w:numPr>
+        <w:pStyle w:val="Compact"/>
+      </w:pPr>
+      <w:r>
+        <w:t xml:space="preserve">Répétez pour</w:t>
+      </w:r>
+      <w:r>
+        <w:t xml:space="preserve"> </w:t>
+      </w:r>
+      <w:r>
+        <w:rPr>
+          <w:bCs/>
+          <w:b/>
+        </w:rPr>
+        <w:t xml:space="preserve">p2…</w:t>
+      </w:r>
+      <w:r>
+        <w:t xml:space="preserve">,</w:t>
+      </w:r>
+      <w:r>
+        <w:t xml:space="preserve"> </w:t>
+      </w:r>
+      <w:r>
+        <w:rPr>
+          <w:bCs/>
+          <w:b/>
+        </w:rPr>
+        <w:t xml:space="preserve">p3…</w:t>
       </w:r>
       <w:r>
         <w:t xml:space="preserve"> </w:t>
@@ -165,46 +2559,355 @@
         <w:t xml:space="preserve"> </w:t>
       </w:r>
       <w:r>
-        <w:t xml:space="preserve">cadre</w:t>
-      </w:r>
-      <w:r>
-        <w:t xml:space="preserve"> </w:t>
-      </w:r>
-      <w:r>
-        <w:t xml:space="preserve">sans</w:t>
-      </w:r>
-      <w:r>
-        <w:t xml:space="preserve"> </w:t>
-      </w:r>
-      <w:r>
-        <w:t xml:space="preserve">équipe</w:t>
-      </w:r>
-      <w:r>
-        <w:t xml:space="preserve"> </w:t>
-      </w:r>
-      <w:r>
-        <w:t xml:space="preserve">·</w:t>
-      </w:r>
-      <w:r>
-        <w:t xml:space="preserve"> </w:t>
-      </w:r>
-      <w:r>
-        <w:t xml:space="preserve">20</w:t>
-      </w:r>
-      <w:r>
-        <w:t xml:space="preserve"> </w:t>
-      </w:r>
-      <w:r>
-        <w:t xml:space="preserve">minutes</w:t>
-      </w:r>
-    </w:p>
-    <w:bookmarkStart w:id="20" w:name="ce-qui-change"/>
+        <w:rPr>
+          <w:bCs/>
+          <w:b/>
+        </w:rPr>
+        <w:t xml:space="preserve">p4…</w:t>
+      </w:r>
+      <w:r>
+        <w:t xml:space="preserve">.</w:t>
+      </w:r>
+    </w:p>
+    <w:p>
+      <w:pPr>
+        <w:pStyle w:val="FirstParagraph"/>
+      </w:pPr>
+      <w:r>
+        <w:t xml:space="preserve">✅ En aperçu (</w:t>
+      </w:r>
+      <w:r>
+        <w:rPr>
+          <w:bCs/>
+          <w:b/>
+        </w:rPr>
+        <w:t xml:space="preserve">F5</w:t>
+      </w:r>
+      <w:r>
+        <w:t xml:space="preserve">), la liste d’une cote offre</w:t>
+      </w:r>
+      <w:r>
+        <w:t xml:space="preserve"> </w:t>
+      </w:r>
+      <w:r>
+        <w:rPr>
+          <w:bCs/>
+          <w:b/>
+        </w:rPr>
+        <w:t xml:space="preserve">les 4 nouveaux niveaux</w:t>
+      </w:r>
+      <w:r>
+        <w:t xml:space="preserve">.</w:t>
+      </w:r>
+    </w:p>
+    <w:bookmarkEnd w:id="26"/>
+    <w:bookmarkStart w:id="27" w:name="partie-7-les-textes-de-la-section-b"/>
     <w:p>
       <w:pPr>
         <w:pStyle w:val="Heading1"/>
       </w:pPr>
       <w:r>
-        <w:t xml:space="preserve">Ce qui change</w:t>
+        <w:t xml:space="preserve">Partie 7 — Les textes de la section B</w:t>
+      </w:r>
+    </w:p>
+    <w:p>
+      <w:pPr>
+        <w:numPr>
+          <w:ilvl w:val="0"/>
+          <w:numId w:val="1010"/>
+        </w:numPr>
+        <w:pStyle w:val="Compact"/>
+      </w:pPr>
+      <w:r>
+        <w:t xml:space="preserve">En mode modification, cliquez</w:t>
+      </w:r>
+      <w:r>
+        <w:t xml:space="preserve"> </w:t>
+      </w:r>
+      <w:r>
+        <w:rPr>
+          <w:bCs/>
+          <w:b/>
+        </w:rPr>
+        <w:t xml:space="preserve">directement sur le texte</w:t>
+      </w:r>
+      <w:r>
+        <w:t xml:space="preserve"> </w:t>
+      </w:r>
+      <w:r>
+        <w:t xml:space="preserve">dans l’écran. Le nom du contrôle se surligne dans l’Arborescence.</w:t>
+      </w:r>
+    </w:p>
+    <w:p>
+      <w:pPr>
+        <w:numPr>
+          <w:ilvl w:val="0"/>
+          <w:numId w:val="1010"/>
+        </w:numPr>
+        <w:pStyle w:val="Compact"/>
+      </w:pPr>
+      <w:r>
+        <w:t xml:space="preserve">Liste des propriétés :</w:t>
+      </w:r>
+      <w:r>
+        <w:t xml:space="preserve"> </w:t>
+      </w:r>
+      <w:r>
+        <w:rPr>
+          <w:bCs/>
+          <w:b/>
+        </w:rPr>
+        <w:t xml:space="preserve">Text</w:t>
+      </w:r>
+      <w:r>
+        <w:t xml:space="preserve">.</w:t>
+      </w:r>
+    </w:p>
+    <w:p>
+      <w:pPr>
+        <w:numPr>
+          <w:ilvl w:val="0"/>
+          <w:numId w:val="1010"/>
+        </w:numPr>
+        <w:pStyle w:val="Compact"/>
+      </w:pPr>
+      <w:r>
+        <w:t xml:space="preserve">Dans la barre fx,</w:t>
+      </w:r>
+      <w:r>
+        <w:t xml:space="preserve"> </w:t>
+      </w:r>
+      <w:r>
+        <w:rPr>
+          <w:bCs/>
+          <w:b/>
+        </w:rPr>
+        <w:t xml:space="preserve">Ctrl + A</w:t>
+      </w:r>
+      <w:r>
+        <w:t xml:space="preserve">,</w:t>
+      </w:r>
+      <w:r>
+        <w:t xml:space="preserve"> </w:t>
+      </w:r>
+      <w:r>
+        <w:rPr>
+          <w:bCs/>
+          <w:b/>
+        </w:rPr>
+        <w:t xml:space="preserve">Suppr</w:t>
+      </w:r>
+      <w:r>
+        <w:t xml:space="preserve">, puis collez le texte correspondant,</w:t>
+      </w:r>
+      <w:r>
+        <w:t xml:space="preserve"> </w:t>
+      </w:r>
+      <w:r>
+        <w:rPr>
+          <w:bCs/>
+          <w:b/>
+        </w:rPr>
+        <w:t xml:space="preserve">avec les guillemets</w:t>
+      </w:r>
+      <w:r>
+        <w:t xml:space="preserve"> </w:t>
+      </w:r>
+      <w:r>
+        <w:t xml:space="preserve">:</w:t>
+      </w:r>
+    </w:p>
+    <w:p>
+      <w:pPr>
+        <w:pStyle w:val="FirstParagraph"/>
+      </w:pPr>
+      <w:r>
+        <w:rPr>
+          <w:bCs/>
+          <w:b/>
+        </w:rPr>
+        <w:t xml:space="preserve">Texte d’introduction :</w:t>
+      </w:r>
+    </w:p>
+    <w:p>
+      <w:pPr>
+        <w:pStyle w:val="SourceCode"/>
+      </w:pPr>
+      <w:r>
+        <w:rPr>
+          <w:rStyle w:val="VerbatimChar"/>
+        </w:rPr>
+        <w:t xml:space="preserve">"La Ville valorise un leadership soutenant la réalisation de sa mission et l’atteinte des orientations de sa planification stratégique. À cet effet, quatre postures clés sont attendues de l’ensemble des cadres, tous niveaux confondus."</w:t>
+      </w:r>
+    </w:p>
+    <w:p>
+      <w:pPr>
+        <w:pStyle w:val="FirstParagraph"/>
+      </w:pPr>
+      <w:r>
+        <w:rPr>
+          <w:bCs/>
+          <w:b/>
+        </w:rPr>
+        <w:t xml:space="preserve">Question :</w:t>
+      </w:r>
+    </w:p>
+    <w:p>
+      <w:pPr>
+        <w:pStyle w:val="SourceCode"/>
+      </w:pPr>
+      <w:r>
+        <w:rPr>
+          <w:rStyle w:val="VerbatimChar"/>
+        </w:rPr>
+        <w:t xml:space="preserve">"3. Dans quelle mesure les comportements associés à chacune des postures de leadership sont-ils démontrés de façon concrète à travers les actions, les décisions et les interactions de la personne en appréciation ?"</w:t>
+      </w:r>
+    </w:p>
+    <w:p>
+      <w:pPr>
+        <w:pStyle w:val="FirstParagraph"/>
+      </w:pPr>
+      <w:r>
+        <w:rPr>
+          <w:bCs/>
+          <w:b/>
+        </w:rPr>
+        <w:t xml:space="preserve">Précision :</w:t>
+      </w:r>
+    </w:p>
+    <w:p>
+      <w:pPr>
+        <w:pStyle w:val="SourceCode"/>
+      </w:pPr>
+      <w:r>
+        <w:rPr>
+          <w:rStyle w:val="VerbatimChar"/>
+        </w:rPr>
+        <w:t xml:space="preserve">"Précision : Cette section est remplie par les deux parties. La personne en appréciation réalise une autoévaluation de l’application concrète des comportements liés aux postures de leadership. Par ailleurs, la ou le supérieur(e) immédiat(e) évalue ces mêmes comportements à partir de ses observations sur le terrain."</w:t>
+      </w:r>
+    </w:p>
+    <w:bookmarkEnd w:id="27"/>
+    <w:bookmarkStart w:id="28" w:name="X05b2e29e59f3855e8e764d8d4c789c34707652e"/>
+    <w:p>
+      <w:pPr>
+        <w:pStyle w:val="Heading1"/>
+      </w:pPr>
+      <w:r>
+        <w:t xml:space="preserve">Partie 8 — Chercher les restes de l’ancienne échelle</w:t>
+      </w:r>
+    </w:p>
+    <w:p>
+      <w:pPr>
+        <w:numPr>
+          <w:ilvl w:val="0"/>
+          <w:numId w:val="1011"/>
+        </w:numPr>
+        <w:pStyle w:val="Compact"/>
+      </w:pPr>
+      <w:r>
+        <w:t xml:space="preserve">Cliquez sur la</w:t>
+      </w:r>
+      <w:r>
+        <w:t xml:space="preserve"> </w:t>
+      </w:r>
+      <w:r>
+        <w:rPr>
+          <w:bCs/>
+          <w:b/>
+        </w:rPr>
+        <w:t xml:space="preserve">loupe 🔍</w:t>
+      </w:r>
+      <w:r>
+        <w:t xml:space="preserve"> </w:t>
+      </w:r>
+      <w:r>
+        <w:t xml:space="preserve">dans la barre de gauche.</w:t>
+      </w:r>
+    </w:p>
+    <w:p>
+      <w:pPr>
+        <w:numPr>
+          <w:ilvl w:val="0"/>
+          <w:numId w:val="1011"/>
+        </w:numPr>
+        <w:pStyle w:val="Compact"/>
+      </w:pPr>
+      <w:r>
+        <w:t xml:space="preserve">Cherchez, l’un après l’autre :</w:t>
+      </w:r>
+      <w:r>
+        <w:t xml:space="preserve"> </w:t>
+      </w:r>
+      <w:r>
+        <w:rPr>
+          <w:bCs/>
+          <w:b/>
+        </w:rPr>
+        <w:t xml:space="preserve">Exemplaire</w:t>
+      </w:r>
+      <w:r>
+        <w:t xml:space="preserve">,</w:t>
+      </w:r>
+      <w:r>
+        <w:t xml:space="preserve"> </w:t>
+      </w:r>
+      <w:r>
+        <w:rPr>
+          <w:bCs/>
+          <w:b/>
+        </w:rPr>
+        <w:t xml:space="preserve">Non démontré</w:t>
+      </w:r>
+      <w:r>
+        <w:t xml:space="preserve">,</w:t>
+      </w:r>
+      <w:r>
+        <w:t xml:space="preserve"> </w:t>
+      </w:r>
+      <w:r>
+        <w:rPr>
+          <w:bCs/>
+          <w:b/>
+        </w:rPr>
+        <w:t xml:space="preserve">Conforme aux attentes</w:t>
+      </w:r>
+      <w:r>
+        <w:t xml:space="preserve">,</w:t>
+      </w:r>
+      <w:r>
+        <w:t xml:space="preserve"> </w:t>
+      </w:r>
+      <w:r>
+        <w:rPr>
+          <w:bCs/>
+          <w:b/>
+        </w:rPr>
+        <w:t xml:space="preserve">Dépasse les attentes</w:t>
+      </w:r>
+      <w:r>
+        <w:t xml:space="preserve">.</w:t>
+      </w:r>
+    </w:p>
+    <w:p>
+      <w:pPr>
+        <w:numPr>
+          <w:ilvl w:val="0"/>
+          <w:numId w:val="1011"/>
+        </w:numPr>
+        <w:pStyle w:val="Compact"/>
+      </w:pPr>
+      <w:r>
+        <w:t xml:space="preserve">Pour chaque résultat, cliquez dessus et remplacez l’ancien niveau par le nouveau (voir le tableau ci-dessous). Le texte de l’aide « Comment remplir » (</w:t>
+      </w:r>
+      <w:r>
+        <w:rPr>
+          <w:bCs/>
+          <w:b/>
+        </w:rPr>
+        <w:t xml:space="preserve">aideHtml</w:t>
+      </w:r>
+      <w:r>
+        <w:t xml:space="preserve">) peut en contenir.</w:t>
       </w:r>
     </w:p>
     <w:tbl>
@@ -230,7 +2933,7 @@
               <w:jc w:val="left"/>
             </w:pPr>
             <w:r>
-              <w:t xml:space="preserve">Avant (5 niveaux)</w:t>
+              <w:t xml:space="preserve">Ancien</w:t>
             </w:r>
           </w:p>
         </w:tc>
@@ -242,7 +2945,7 @@
               <w:jc w:val="left"/>
             </w:pPr>
             <w:r>
-              <w:t xml:space="preserve">Maintenant (4 niveaux)</w:t>
+              <w:t xml:space="preserve">Nouveau</w:t>
             </w:r>
           </w:p>
         </w:tc>
@@ -268,10 +2971,6 @@
               <w:jc w:val="left"/>
             </w:pPr>
             <w:r>
-              <w:rPr>
-                <w:bCs/>
-                <w:b/>
-              </w:rPr>
               <w:t xml:space="preserve">Insatisfaisant</w:t>
             </w:r>
           </w:p>
@@ -298,10 +2997,6 @@
               <w:jc w:val="left"/>
             </w:pPr>
             <w:r>
-              <w:rPr>
-                <w:bCs/>
-                <w:b/>
-              </w:rPr>
               <w:t xml:space="preserve">Partiellement satisfaisant</w:t>
             </w:r>
           </w:p>
@@ -328,10 +3023,6 @@
               <w:jc w:val="left"/>
             </w:pPr>
             <w:r>
-              <w:rPr>
-                <w:bCs/>
-                <w:b/>
-              </w:rPr>
               <w:t xml:space="preserve">Complètement satisfaisant</w:t>
             </w:r>
           </w:p>
@@ -358,10 +3049,6 @@
               <w:jc w:val="left"/>
             </w:pPr>
             <w:r>
-              <w:rPr>
-                <w:bCs/>
-                <w:b/>
-              </w:rPr>
               <w:t xml:space="preserve">Supérieur</w:t>
             </w:r>
           </w:p>
@@ -392,7 +3079,7 @@
                 <w:iCs/>
                 <w:i/>
               </w:rPr>
-              <w:t xml:space="preserve">(retiré)</w:t>
+              <w:t xml:space="preserve">(supprimer)</w:t>
             </w:r>
           </w:p>
         </w:tc>
@@ -403,104 +3090,39 @@
         <w:pStyle w:val="BodyText"/>
       </w:pPr>
       <w:r>
-        <w:t xml:space="preserve">Les descriptions changent aussi, et une</w:t>
-      </w:r>
-      <w:r>
-        <w:t xml:space="preserve"> </w:t>
-      </w:r>
-      <w:r>
-        <w:rPr>
-          <w:bCs/>
-          <w:b/>
-        </w:rPr>
-        <w:t xml:space="preserve">note 1</w:t>
-      </w:r>
-      <w:r>
-        <w:t xml:space="preserve"> </w:t>
-      </w:r>
-      <w:r>
-        <w:t xml:space="preserve">s’ajoute sous le tableau de l’échelle.</w:t>
-      </w:r>
-    </w:p>
-    <w:p>
-      <w:pPr>
-        <w:pStyle w:val="BodyText"/>
-      </w:pPr>
-      <w:r>
-        <w:rPr>
-          <w:bCs/>
-          <w:b/>
-        </w:rPr>
-        <w:t xml:space="preserve">Ce qui se met à jour automatiquement.</w:t>
-      </w:r>
-      <w:r>
-        <w:t xml:space="preserve"> </w:t>
-      </w:r>
-      <w:r>
-        <w:t xml:space="preserve">Les listes de cotes de chaque comportement (colonne de la personne et colonne du supérieur) sont alimentées par la liste</w:t>
-      </w:r>
-      <w:r>
-        <w:t xml:space="preserve"> </w:t>
-      </w:r>
-      <w:r>
-        <w:rPr>
-          <w:bCs/>
-          <w:b/>
-        </w:rPr>
-        <w:t xml:space="preserve">colEchelle</w:t>
-      </w:r>
-      <w:r>
-        <w:t xml:space="preserve">. Dès que l’étape 1 est faite, elles offrent les 4 nouveaux niveaux, pour les 4 postures et pour les deux types de cadre. Le PDF reprend les cotes choisies.</w:t>
-      </w:r>
-    </w:p>
-    <w:p>
-      <w:pPr>
-        <w:pStyle w:val="BodyText"/>
-      </w:pPr>
-      <w:r>
-        <w:rPr>
-          <w:bCs/>
-          <w:b/>
-        </w:rPr>
-        <w:t xml:space="preserve">Les professionnels ne sont pas touchés</w:t>
-      </w:r>
-      <w:r>
-        <w:t xml:space="preserve"> </w:t>
-      </w:r>
-      <w:r>
-        <w:t xml:space="preserve">: ils ont la section Compétences, sans échelle.</w:t>
-      </w:r>
-    </w:p>
-    <w:bookmarkEnd w:id="20"/>
-    <w:bookmarkStart w:id="21" w:name="X6da9a2a5b19ed0c6c0f4013a8c5a4d7ad78fe36"/>
+        <w:t xml:space="preserve">✅ La recherche ne trouve plus aucun des 4 anciens niveaux.</w:t>
+      </w:r>
+    </w:p>
+    <w:bookmarkEnd w:id="28"/>
+    <w:bookmarkStart w:id="29" w:name="partie-9-enregistrer-publier-tester"/>
     <w:p>
       <w:pPr>
         <w:pStyle w:val="Heading1"/>
       </w:pPr>
       <w:r>
-        <w:t xml:space="preserve">Étape 1 — Les 4 niveaux (scrFormulaire.OnVisible)</w:t>
+        <w:t xml:space="preserve">Partie 9 — Enregistrer, publier, tester</w:t>
       </w:r>
     </w:p>
     <w:p>
       <w:pPr>
         <w:numPr>
           <w:ilvl w:val="0"/>
-          <w:numId w:val="1001"/>
-        </w:numPr>
-        <w:pStyle w:val="Compact"/>
-      </w:pPr>
-      <w:r>
-        <w:t xml:space="preserve">Ouvrez l’application en</w:t>
-      </w:r>
-      <w:r>
-        <w:t xml:space="preserve"> </w:t>
-      </w:r>
-      <w:r>
-        <w:rPr>
-          <w:bCs/>
-          <w:b/>
-        </w:rPr>
-        <w:t xml:space="preserve">Modifier</w:t>
+          <w:numId w:val="1012"/>
+        </w:numPr>
+        <w:pStyle w:val="Compact"/>
+      </w:pPr>
+      <w:r>
+        <w:t xml:space="preserve">En haut à droite :</w:t>
+      </w:r>
+      <w:r>
+        <w:t xml:space="preserve"> </w:t>
+      </w:r>
+      <w:r>
+        <w:rPr>
+          <w:bCs/>
+          <w:b/>
+        </w:rPr>
+        <w:t xml:space="preserve">💾 Enregistrer</w:t>
       </w:r>
       <w:r>
         <w:t xml:space="preserve">.</w:t>
@@ -510,35 +3132,38 @@
       <w:pPr>
         <w:numPr>
           <w:ilvl w:val="0"/>
-          <w:numId w:val="1001"/>
-        </w:numPr>
-        <w:pStyle w:val="Compact"/>
-      </w:pPr>
-      <w:r>
-        <w:t xml:space="preserve">Dans l’arborescence, cliquez sur l’écran</w:t>
-      </w:r>
-      <w:r>
-        <w:t xml:space="preserve"> </w:t>
-      </w:r>
-      <w:r>
-        <w:rPr>
-          <w:bCs/>
-          <w:b/>
-        </w:rPr>
-        <w:t xml:space="preserve">scrFormulaire</w:t>
-      </w:r>
-      <w:r>
-        <w:t xml:space="preserve">, puis choisissez la propriété</w:t>
-      </w:r>
-      <w:r>
-        <w:t xml:space="preserve"> </w:t>
-      </w:r>
-      <w:r>
-        <w:rPr>
-          <w:bCs/>
-          <w:b/>
-        </w:rPr>
-        <w:t xml:space="preserve">OnVisible</w:t>
+          <w:numId w:val="1012"/>
+        </w:numPr>
+        <w:pStyle w:val="Compact"/>
+      </w:pPr>
+      <w:r>
+        <w:t xml:space="preserve">Puis</w:t>
+      </w:r>
+      <w:r>
+        <w:t xml:space="preserve"> </w:t>
+      </w:r>
+      <w:r>
+        <w:rPr>
+          <w:bCs/>
+          <w:b/>
+        </w:rPr>
+        <w:t xml:space="preserve">Publier</w:t>
+      </w:r>
+      <w:r>
+        <w:t xml:space="preserve"> </w:t>
+      </w:r>
+      <w:r>
+        <w:t xml:space="preserve">›</w:t>
+      </w:r>
+      <w:r>
+        <w:t xml:space="preserve"> </w:t>
+      </w:r>
+      <w:r>
+        <w:rPr>
+          <w:bCs/>
+          <w:b/>
+        </w:rPr>
+        <w:t xml:space="preserve">Publier cette version</w:t>
       </w:r>
       <w:r>
         <w:t xml:space="preserve">.</w:t>
@@ -548,147 +3173,183 @@
       <w:pPr>
         <w:numPr>
           <w:ilvl w:val="0"/>
-          <w:numId w:val="1001"/>
-        </w:numPr>
-        <w:pStyle w:val="Compact"/>
-      </w:pPr>
-      <w:r>
-        <w:t xml:space="preserve">Dans la barre fx, trouvez le bloc qui commence par</w:t>
-      </w:r>
-      <w:r>
-        <w:t xml:space="preserve"> </w:t>
-      </w:r>
-      <w:r>
-        <w:rPr>
-          <w:rStyle w:val="VerbatimChar"/>
-        </w:rPr>
-        <w:t xml:space="preserve">ClearCollect(colEchelle;</w:t>
-      </w:r>
-      <w:r>
-        <w:t xml:space="preserve"> </w:t>
-      </w:r>
-      <w:r>
-        <w:t xml:space="preserve">et qui se termine par</w:t>
-      </w:r>
-      <w:r>
-        <w:t xml:space="preserve"> </w:t>
-      </w:r>
-      <w:r>
-        <w:rPr>
-          <w:rStyle w:val="VerbatimChar"/>
-        </w:rPr>
-        <w:t xml:space="preserve">{Niveau: "Exemplaire"; Ordre: 5});;</w:t>
+          <w:numId w:val="1012"/>
+        </w:numPr>
+        <w:pStyle w:val="Compact"/>
+      </w:pPr>
+      <w:r>
+        <w:t xml:space="preserve">Fermez le studio. Ouvrez l’application</w:t>
+      </w:r>
+      <w:r>
+        <w:t xml:space="preserve"> </w:t>
+      </w:r>
+      <w:r>
+        <w:rPr>
+          <w:bCs/>
+          <w:b/>
+        </w:rPr>
+        <w:t xml:space="preserve">dans un nouvel onglet</w:t>
+      </w:r>
+      <w:r>
+        <w:t xml:space="preserve"> </w:t>
+      </w:r>
+      <w:r>
+        <w:t xml:space="preserve">avec son lien habituel. Si l’ancienne version apparaît encore, faites</w:t>
+      </w:r>
+      <w:r>
+        <w:t xml:space="preserve"> </w:t>
+      </w:r>
+      <w:r>
+        <w:rPr>
+          <w:bCs/>
+          <w:b/>
+        </w:rPr>
+        <w:t xml:space="preserve">Ctrl + F5</w:t>
+      </w:r>
+      <w:r>
+        <w:t xml:space="preserve">.</w:t>
       </w:r>
     </w:p>
     <w:p>
       <w:pPr>
         <w:numPr>
           <w:ilvl w:val="0"/>
-          <w:numId w:val="1001"/>
-        </w:numPr>
-        <w:pStyle w:val="Compact"/>
-      </w:pPr>
-      <w:r>
-        <w:t xml:space="preserve">Remplacez</w:t>
-      </w:r>
-      <w:r>
-        <w:t xml:space="preserve"> </w:t>
-      </w:r>
-      <w:r>
-        <w:rPr>
-          <w:bCs/>
-          <w:b/>
-        </w:rPr>
-        <w:t xml:space="preserve">seulement ce bloc</w:t>
-      </w:r>
-      <w:r>
-        <w:t xml:space="preserve"> </w:t>
-      </w:r>
-      <w:r>
-        <w:t xml:space="preserve">par :</w:t>
-      </w:r>
-    </w:p>
-    <w:p>
-      <w:pPr>
-        <w:pStyle w:val="SourceCode"/>
-      </w:pPr>
-      <w:r>
-        <w:rPr>
-          <w:rStyle w:val="VerbatimChar"/>
-        </w:rPr>
-        <w:t xml:space="preserve">ClearCollect(colEchelle;</w:t>
-      </w:r>
-      <w:r>
-        <w:br/>
-      </w:r>
-      <w:r>
-        <w:rPr>
-          <w:rStyle w:val="VerbatimChar"/>
-        </w:rPr>
-        <w:t xml:space="preserve">    {Niveau: "Insatisfaisant"; Ordre: 1;</w:t>
-      </w:r>
-      <w:r>
-        <w:br/>
-      </w:r>
-      <w:r>
-        <w:rPr>
-          <w:rStyle w:val="VerbatimChar"/>
-        </w:rPr>
-        <w:t xml:space="preserve">     Desc: "Ne répond pas aux attentes. Les comportements associés aux postures de leadership sont peu ou pas observés malgré les occasions de les démontrer."};</w:t>
-      </w:r>
-      <w:r>
-        <w:br/>
-      </w:r>
-      <w:r>
-        <w:rPr>
-          <w:rStyle w:val="VerbatimChar"/>
-        </w:rPr>
-        <w:t xml:space="preserve">    {Niveau: "Partiellement satisfaisant"; Ordre: 2;</w:t>
-      </w:r>
-      <w:r>
-        <w:br/>
-      </w:r>
-      <w:r>
-        <w:rPr>
-          <w:rStyle w:val="VerbatimChar"/>
-        </w:rPr>
-        <w:t xml:space="preserve">     Desc: "Répond partiellement aux attentes. Les comportements associés aux postures de leadership sont présents, mais leur démonstration manque de constance, de profondeur ou d'autonomie dans certaines situations."};</w:t>
-      </w:r>
-      <w:r>
-        <w:br/>
-      </w:r>
-      <w:r>
-        <w:rPr>
-          <w:rStyle w:val="VerbatimChar"/>
-        </w:rPr>
-        <w:t xml:space="preserve">    {Niveau: "Complètement satisfaisant"; Ordre: 3;</w:t>
-      </w:r>
-      <w:r>
-        <w:br/>
-      </w:r>
-      <w:r>
-        <w:rPr>
-          <w:rStyle w:val="VerbatimChar"/>
-        </w:rPr>
-        <w:t xml:space="preserve">     Desc: "Répond pleinement aux attentes en démontrant de façon régulière et autonome les comportements associés aux postures de leadership dans les situations pertinentes à son rôle."};</w:t>
-      </w:r>
-      <w:r>
-        <w:br/>
-      </w:r>
-      <w:r>
-        <w:rPr>
-          <w:rStyle w:val="VerbatimChar"/>
-        </w:rPr>
-        <w:t xml:space="preserve">    {Niveau: "Supérieur"; Ordre: 4;</w:t>
-      </w:r>
-      <w:r>
-        <w:br/>
-      </w:r>
-      <w:r>
-        <w:rPr>
-          <w:rStyle w:val="VerbatimChar"/>
-        </w:rPr>
-        <w:t xml:space="preserve">     Desc: "Dépasse les attentes en démontrant les comportements associés aux postures de leadership de façon remarquable, constante et mobilisatrice. Fait preuve d'une grande maîtrise des comportements attendus et exerce une influence positive dans les situations rencontrées."});;</w:t>
+          <w:numId w:val="1012"/>
+        </w:numPr>
+        <w:pStyle w:val="Compact"/>
+      </w:pPr>
+      <w:r>
+        <w:t xml:space="preserve">Testez :</w:t>
+      </w:r>
+    </w:p>
+    <w:p>
+      <w:pPr>
+        <w:numPr>
+          <w:ilvl w:val="1"/>
+          <w:numId w:val="1013"/>
+        </w:numPr>
+        <w:pStyle w:val="Compact"/>
+      </w:pPr>
+      <w:r>
+        <w:rPr>
+          <w:bCs/>
+          <w:b/>
+        </w:rPr>
+        <w:t xml:space="preserve">Cadre avec équipe</w:t>
+      </w:r>
+      <w:r>
+        <w:t xml:space="preserve"> </w:t>
+      </w:r>
+      <w:r>
+        <w:t xml:space="preserve">: tableau à 4 niveaux et note 1 ; les listes de cotes offrent les 4 niveaux.</w:t>
+      </w:r>
+    </w:p>
+    <w:p>
+      <w:pPr>
+        <w:numPr>
+          <w:ilvl w:val="1"/>
+          <w:numId w:val="1013"/>
+        </w:numPr>
+        <w:pStyle w:val="Compact"/>
+      </w:pPr>
+      <w:r>
+        <w:t xml:space="preserve">Choisissez des cotes, faites</w:t>
+      </w:r>
+      <w:r>
+        <w:t xml:space="preserve"> </w:t>
+      </w:r>
+      <w:r>
+        <w:rPr>
+          <w:bCs/>
+          <w:b/>
+        </w:rPr>
+        <w:t xml:space="preserve">Enregistrer et déposer</w:t>
+      </w:r>
+      <w:r>
+        <w:t xml:space="preserve">, revenez à</w:t>
+      </w:r>
+      <w:r>
+        <w:t xml:space="preserve"> </w:t>
+      </w:r>
+      <w:r>
+        <w:rPr>
+          <w:bCs/>
+          <w:b/>
+        </w:rPr>
+        <w:t xml:space="preserve">Mes dossiers</w:t>
+      </w:r>
+      <w:r>
+        <w:t xml:space="preserve">, puis rouvrez le dossier : les cotes sont toujours là.</w:t>
+      </w:r>
+    </w:p>
+    <w:p>
+      <w:pPr>
+        <w:numPr>
+          <w:ilvl w:val="1"/>
+          <w:numId w:val="1013"/>
+        </w:numPr>
+        <w:pStyle w:val="Compact"/>
+      </w:pPr>
+      <w:r>
+        <w:t xml:space="preserve">Refaites le test avec</w:t>
+      </w:r>
+      <w:r>
+        <w:t xml:space="preserve"> </w:t>
+      </w:r>
+      <w:r>
+        <w:rPr>
+          <w:bCs/>
+          <w:b/>
+        </w:rPr>
+        <w:t xml:space="preserve">Cadre sans équipe</w:t>
+      </w:r>
+      <w:r>
+        <w:t xml:space="preserve">.</w:t>
+      </w:r>
+    </w:p>
+    <w:p>
+      <w:pPr>
+        <w:numPr>
+          <w:ilvl w:val="1"/>
+          <w:numId w:val="1013"/>
+        </w:numPr>
+        <w:pStyle w:val="Compact"/>
+      </w:pPr>
+      <w:r>
+        <w:rPr>
+          <w:bCs/>
+          <w:b/>
+        </w:rPr>
+        <w:t xml:space="preserve">🖨️ Aperçu PDF</w:t>
+      </w:r>
+      <w:r>
+        <w:t xml:space="preserve">, puis</w:t>
+      </w:r>
+      <w:r>
+        <w:t xml:space="preserve"> </w:t>
+      </w:r>
+      <w:r>
+        <w:rPr>
+          <w:bCs/>
+          <w:b/>
+        </w:rPr>
+        <w:t xml:space="preserve">📄 Ouvrir le PDF</w:t>
+      </w:r>
+      <w:r>
+        <w:t xml:space="preserve"> </w:t>
+      </w:r>
+      <w:r>
+        <w:t xml:space="preserve">: les nouvelles cotes apparaissent.</w:t>
+      </w:r>
+    </w:p>
+    <w:bookmarkEnd w:id="29"/>
+    <w:bookmarkStart w:id="30" w:name="si-ça-ne-fonctionne-toujours-pas"/>
+    <w:p>
+      <w:pPr>
+        <w:pStyle w:val="Heading1"/>
+      </w:pPr>
+      <w:r>
+        <w:t xml:space="preserve">Si ça ne fonctionne toujours pas</w:t>
       </w:r>
     </w:p>
     <w:p>
@@ -696,67 +3357,104 @@
         <w:pStyle w:val="FirstParagraph"/>
       </w:pPr>
       <w:r>
-        <w:t xml:space="preserve">Vous pouvez aussi recoller tout le fichier</w:t>
-      </w:r>
-      <w:r>
-        <w:t xml:space="preserve"> </w:t>
-      </w:r>
-      <w:r>
-        <w:rPr>
-          <w:bCs/>
-          <w:b/>
-        </w:rPr>
-        <w:t xml:space="preserve">scrFormulaire-OnVisible-corrige.txt</w:t>
-      </w:r>
-      <w:r>
-        <w:t xml:space="preserve"> </w:t>
-      </w:r>
-      <w:r>
-        <w:t xml:space="preserve">(mis à jour le 30 octobre).</w:t>
-      </w:r>
-    </w:p>
-    <w:p>
-      <w:pPr>
-        <w:pStyle w:val="BlockText"/>
-      </w:pPr>
-      <w:r>
-        <w:t xml:space="preserve">💡 Pour que l’écran utilise tout de suite la nouvelle liste pendant la modification : allez à l’écran</w:t>
-      </w:r>
-      <w:r>
-        <w:t xml:space="preserve"> </w:t>
-      </w:r>
-      <w:r>
-        <w:rPr>
-          <w:bCs/>
-          <w:b/>
-        </w:rPr>
-        <w:t xml:space="preserve">scrMesDossiers</w:t>
-      </w:r>
-      <w:r>
-        <w:t xml:space="preserve">, puis revenez à</w:t>
-      </w:r>
-      <w:r>
-        <w:t xml:space="preserve"> </w:t>
-      </w:r>
-      <w:r>
-        <w:rPr>
-          <w:bCs/>
-          <w:b/>
-        </w:rPr>
-        <w:t xml:space="preserve">scrFormulaire</w:t>
-      </w:r>
-      <w:r>
-        <w:t xml:space="preserve">. OnVisible s’exécute à nouveau.</w:t>
-      </w:r>
-    </w:p>
-    <w:bookmarkEnd w:id="21"/>
-    <w:bookmarkStart w:id="22" w:name="X88d4fbc4f1e786145bc76c1a377492e996c1a92"/>
-    <w:p>
-      <w:pPr>
-        <w:pStyle w:val="Heading1"/>
-      </w:pPr>
-      <w:r>
-        <w:t xml:space="preserve">Étape 2 — Le tableau de l’échelle (echelleLegend)</w:t>
+        <w:t xml:space="preserve">Envoyez-moi</w:t>
+      </w:r>
+      <w:r>
+        <w:t xml:space="preserve"> </w:t>
+      </w:r>
+      <w:r>
+        <w:rPr>
+          <w:bCs/>
+          <w:b/>
+        </w:rPr>
+        <w:t xml:space="preserve">3 captures d’écran</w:t>
+      </w:r>
+      <w:r>
+        <w:t xml:space="preserve"> </w:t>
+      </w:r>
+      <w:r>
+        <w:t xml:space="preserve">:</w:t>
+      </w:r>
+    </w:p>
+    <w:p>
+      <w:pPr>
+        <w:numPr>
+          <w:ilvl w:val="0"/>
+          <w:numId w:val="1014"/>
+        </w:numPr>
+        <w:pStyle w:val="Compact"/>
+      </w:pPr>
+      <w:r>
+        <w:t xml:space="preserve">le panneau</w:t>
+      </w:r>
+      <w:r>
+        <w:t xml:space="preserve"> </w:t>
+      </w:r>
+      <w:r>
+        <w:rPr>
+          <w:bCs/>
+          <w:b/>
+        </w:rPr>
+        <w:t xml:space="preserve">(x) Variables › Collections › colEchelle</w:t>
+      </w:r>
+      <w:r>
+        <w:t xml:space="preserve"> </w:t>
+      </w:r>
+      <w:r>
+        <w:t xml:space="preserve">(partie 4) ;</w:t>
+      </w:r>
+    </w:p>
+    <w:p>
+      <w:pPr>
+        <w:numPr>
+          <w:ilvl w:val="0"/>
+          <w:numId w:val="1014"/>
+        </w:numPr>
+        <w:pStyle w:val="Compact"/>
+      </w:pPr>
+      <w:r>
+        <w:t xml:space="preserve">la barre fx de</w:t>
+      </w:r>
+      <w:r>
+        <w:t xml:space="preserve"> </w:t>
+      </w:r>
+      <w:r>
+        <w:rPr>
+          <w:bCs/>
+          <w:b/>
+        </w:rPr>
+        <w:t xml:space="preserve">p1CboCadre</w:t>
+      </w:r>
+      <w:r>
+        <w:t xml:space="preserve">, propriété</w:t>
+      </w:r>
+      <w:r>
+        <w:t xml:space="preserve"> </w:t>
+      </w:r>
+      <w:r>
+        <w:rPr>
+          <w:bCs/>
+          <w:b/>
+        </w:rPr>
+        <w:t xml:space="preserve">Items</w:t>
+      </w:r>
+      <w:r>
+        <w:t xml:space="preserve"> </w:t>
+      </w:r>
+      <w:r>
+        <w:t xml:space="preserve">;</w:t>
+      </w:r>
+    </w:p>
+    <w:p>
+      <w:pPr>
+        <w:numPr>
+          <w:ilvl w:val="0"/>
+          <w:numId w:val="1014"/>
+        </w:numPr>
+        <w:pStyle w:val="Compact"/>
+      </w:pPr>
+      <w:r>
+        <w:t xml:space="preserve">ce que vous voyez dans l’application (tableau et liste déroulante ouverte).</w:t>
       </w:r>
     </w:p>
     <w:p>
@@ -764,803 +3462,10 @@
         <w:pStyle w:val="FirstParagraph"/>
       </w:pPr>
       <w:r>
-        <w:t xml:space="preserve">Le tableau affiché dans la section B est le contrôle</w:t>
-      </w:r>
-      <w:r>
-        <w:t xml:space="preserve"> </w:t>
-      </w:r>
-      <w:r>
-        <w:rPr>
-          <w:bCs/>
-          <w:b/>
-        </w:rPr>
-        <w:t xml:space="preserve">echelleLegend</w:t>
-      </w:r>
-      <w:r>
-        <w:t xml:space="preserve"> </w:t>
-      </w:r>
-      <w:r>
-        <w:t xml:space="preserve">(texte HTML). Il lit maintenant directement la liste colEchelle : il n’y a qu’un seul endroit à modifier si l’échelle change un jour.</w:t>
-      </w:r>
-    </w:p>
-    <w:p>
-      <w:pPr>
-        <w:numPr>
-          <w:ilvl w:val="0"/>
-          <w:numId w:val="1002"/>
-        </w:numPr>
-        <w:pStyle w:val="Compact"/>
-      </w:pPr>
-      <w:r>
-        <w:t xml:space="preserve">Dans l’arborescence, cliquez sur</w:t>
-      </w:r>
-      <w:r>
-        <w:t xml:space="preserve"> </w:t>
-      </w:r>
-      <w:r>
-        <w:rPr>
-          <w:bCs/>
-          <w:b/>
-        </w:rPr>
-        <w:t xml:space="preserve">echelleLegend</w:t>
-      </w:r>
-      <w:r>
-        <w:t xml:space="preserve"> </w:t>
-      </w:r>
-      <w:r>
-        <w:t xml:space="preserve">(dans la section B).</w:t>
-      </w:r>
-    </w:p>
-    <w:p>
-      <w:pPr>
-        <w:numPr>
-          <w:ilvl w:val="0"/>
-          <w:numId w:val="1002"/>
-        </w:numPr>
-        <w:pStyle w:val="Compact"/>
-      </w:pPr>
-      <w:r>
-        <w:t xml:space="preserve">Choisissez la propriété</w:t>
-      </w:r>
-      <w:r>
-        <w:t xml:space="preserve"> </w:t>
-      </w:r>
-      <w:r>
-        <w:rPr>
-          <w:bCs/>
-          <w:b/>
-        </w:rPr>
-        <w:t xml:space="preserve">HtmlText</w:t>
-      </w:r>
-      <w:r>
-        <w:t xml:space="preserve">.</w:t>
-      </w:r>
-    </w:p>
-    <w:p>
-      <w:pPr>
-        <w:numPr>
-          <w:ilvl w:val="0"/>
-          <w:numId w:val="1002"/>
-        </w:numPr>
-        <w:pStyle w:val="Compact"/>
-      </w:pPr>
-      <w:r>
-        <w:t xml:space="preserve">Effacez tout, puis collez :</w:t>
-      </w:r>
-    </w:p>
-    <w:p>
-      <w:pPr>
-        <w:pStyle w:val="SourceCode"/>
-      </w:pPr>
-      <w:r>
-        <w:rPr>
-          <w:rStyle w:val="VerbatimChar"/>
-        </w:rPr>
-        <w:t xml:space="preserve">"&lt;div style='font-family:Segoe UI, Arial, sans-serif; font-size:14px; color:#1F2937'&gt;" &amp;</w:t>
-      </w:r>
-      <w:r>
-        <w:br/>
-      </w:r>
-      <w:r>
-        <w:rPr>
-          <w:rStyle w:val="VerbatimChar"/>
-        </w:rPr>
-        <w:t xml:space="preserve">"&lt;table style='width:100%; border-collapse:collapse'&gt;" &amp;</w:t>
-      </w:r>
-      <w:r>
-        <w:br/>
-      </w:r>
-      <w:r>
-        <w:rPr>
-          <w:rStyle w:val="VerbatimChar"/>
-        </w:rPr>
-        <w:t xml:space="preserve">"&lt;tr style='background:#E8EEF5'&gt;&lt;th colspan='2' style='text-align:left; padding:8px 10px; color:#0B2D5B'&gt;Échelle de démonstration des comportements associés aux postures de leadership&lt;sup&gt;1&lt;/sup&gt;&lt;/th&gt;&lt;/tr&gt;" &amp;</w:t>
-      </w:r>
-      <w:r>
-        <w:br/>
-      </w:r>
-      <w:r>
-        <w:rPr>
-          <w:rStyle w:val="VerbatimChar"/>
-        </w:rPr>
-        <w:t xml:space="preserve">"&lt;tr style='background:#E8EEF5'&gt;&lt;th style='text-align:left; padding:8px 10px; width:230px; color:#0B2D5B'&gt;Niveau&lt;/th&gt;&lt;th style='text-align:left; padding:8px 10px; color:#0B2D5B'&gt;Description synthèse&lt;/th&gt;&lt;/tr&gt;" &amp;</w:t>
-      </w:r>
-      <w:r>
-        <w:br/>
-      </w:r>
-      <w:r>
-        <w:rPr>
-          <w:rStyle w:val="VerbatimChar"/>
-        </w:rPr>
-        <w:t xml:space="preserve">Concat(Sort(colEchelle; Ordre) As n;</w:t>
-      </w:r>
-      <w:r>
-        <w:br/>
-      </w:r>
-      <w:r>
-        <w:rPr>
-          <w:rStyle w:val="VerbatimChar"/>
-        </w:rPr>
-        <w:t xml:space="preserve">    "&lt;tr&gt;&lt;td style='padding:8px 10px; border:1px solid #E5E7EB; font-weight:bold; vertical-align:top'&gt;" &amp; n.Niveau &amp;</w:t>
-      </w:r>
-      <w:r>
-        <w:br/>
-      </w:r>
-      <w:r>
-        <w:rPr>
-          <w:rStyle w:val="VerbatimChar"/>
-        </w:rPr>
-        <w:t xml:space="preserve">    "&lt;/td&gt;&lt;td style='padding:8px 10px; border:1px solid #E5E7EB'&gt;" &amp; n.Desc &amp; "&lt;/td&gt;&lt;/tr&gt;") &amp;</w:t>
-      </w:r>
-      <w:r>
-        <w:br/>
-      </w:r>
-      <w:r>
-        <w:rPr>
-          <w:rStyle w:val="VerbatimChar"/>
-        </w:rPr>
-        <w:t xml:space="preserve">"&lt;/table&gt;" &amp;</w:t>
-      </w:r>
-      <w:r>
-        <w:br/>
-      </w:r>
-      <w:r>
-        <w:rPr>
-          <w:rStyle w:val="VerbatimChar"/>
-        </w:rPr>
-        <w:t xml:space="preserve">"&lt;p style='font-size:12px; color:#6B7280; font-style:italic; margin:6px 0 0 0'&gt;&lt;sup&gt;1&lt;/sup&gt; Bien que les niveaux de l'échelle utilisés pour l'appréciation des postures de leadership et pour l'appréciation globale de la contribution soient identiques, leur utilisation répond à des objectifs différents. Les définitions ont donc été adaptées afin de refléter adéquatement l'objet à apprécier.&lt;/p&gt;" &amp;</w:t>
-      </w:r>
-      <w:r>
-        <w:br/>
-      </w:r>
-      <w:r>
-        <w:rPr>
-          <w:rStyle w:val="VerbatimChar"/>
-        </w:rPr>
-        <w:t xml:space="preserve">"&lt;/div&gt;"</w:t>
-      </w:r>
-    </w:p>
-    <w:p>
-      <w:pPr>
-        <w:numPr>
-          <w:ilvl w:val="0"/>
-          <w:numId w:val="1003"/>
-        </w:numPr>
-        <w:pStyle w:val="Compact"/>
-      </w:pPr>
-      <w:r>
-        <w:t xml:space="preserve">Propriété</w:t>
-      </w:r>
-      <w:r>
-        <w:t xml:space="preserve"> </w:t>
-      </w:r>
-      <w:r>
-        <w:rPr>
-          <w:bCs/>
-          <w:b/>
-        </w:rPr>
-        <w:t xml:space="preserve">AutoHeight</w:t>
-      </w:r>
-      <w:r>
-        <w:t xml:space="preserve"> </w:t>
-      </w:r>
-      <w:r>
-        <w:t xml:space="preserve">:</w:t>
-      </w:r>
-      <w:r>
-        <w:t xml:space="preserve"> </w:t>
-      </w:r>
-      <w:r>
-        <w:rPr>
-          <w:rStyle w:val="VerbatimChar"/>
-        </w:rPr>
-        <w:t xml:space="preserve">true</w:t>
-      </w:r>
-      <w:r>
-        <w:t xml:space="preserve">. Si elle n’existe pas, mettez</w:t>
-      </w:r>
-      <w:r>
-        <w:t xml:space="preserve"> </w:t>
-      </w:r>
-      <w:r>
-        <w:rPr>
-          <w:bCs/>
-          <w:b/>
-        </w:rPr>
-        <w:t xml:space="preserve">Height</w:t>
-      </w:r>
-      <w:r>
-        <w:t xml:space="preserve"> </w:t>
-      </w:r>
-      <w:r>
-        <w:t xml:space="preserve">à</w:t>
-      </w:r>
-      <w:r>
-        <w:t xml:space="preserve"> </w:t>
-      </w:r>
-      <w:r>
-        <w:rPr>
-          <w:rStyle w:val="VerbatimChar"/>
-        </w:rPr>
-        <w:t xml:space="preserve">330</w:t>
-      </w:r>
-      <w:r>
-        <w:t xml:space="preserve">.</w:t>
-      </w:r>
-    </w:p>
-    <w:bookmarkEnd w:id="22"/>
-    <w:bookmarkStart w:id="23" w:name="étape-3-les-textes-de-la-section-b"/>
-    <w:p>
-      <w:pPr>
-        <w:pStyle w:val="Heading1"/>
-      </w:pPr>
-      <w:r>
-        <w:t xml:space="preserve">Étape 3 — Les textes de la section B</w:t>
-      </w:r>
-    </w:p>
-    <w:p>
-      <w:pPr>
-        <w:pStyle w:val="FirstParagraph"/>
-      </w:pPr>
-      <w:r>
-        <w:t xml:space="preserve">Cliquez sur chaque texte de la section B, propriété</w:t>
-      </w:r>
-      <w:r>
-        <w:t xml:space="preserve"> </w:t>
-      </w:r>
-      <w:r>
-        <w:rPr>
-          <w:bCs/>
-          <w:b/>
-        </w:rPr>
-        <w:t xml:space="preserve">Text</w:t>
-      </w:r>
-      <w:r>
-        <w:t xml:space="preserve">, et remplacez-le. Gardez les guillemets au début et à la fin.</w:t>
-      </w:r>
-    </w:p>
-    <w:p>
-      <w:pPr>
-        <w:pStyle w:val="BodyText"/>
-      </w:pPr>
-      <w:r>
-        <w:rPr>
-          <w:bCs/>
-          <w:b/>
-        </w:rPr>
-        <w:t xml:space="preserve">Texte d’introduction :</w:t>
-      </w:r>
-    </w:p>
-    <w:p>
-      <w:pPr>
-        <w:pStyle w:val="SourceCode"/>
-      </w:pPr>
-      <w:r>
-        <w:rPr>
-          <w:rStyle w:val="VerbatimChar"/>
-        </w:rPr>
-        <w:t xml:space="preserve">"La Ville valorise un leadership soutenant la réalisation de sa mission et l’atteinte des orientations de sa planification stratégique. À cet effet, quatre postures clés sont attendues de l’ensemble des cadres, tous niveaux confondus."</w:t>
-      </w:r>
-    </w:p>
-    <w:p>
-      <w:pPr>
-        <w:pStyle w:val="FirstParagraph"/>
-      </w:pPr>
-      <w:r>
-        <w:rPr>
-          <w:bCs/>
-          <w:b/>
-        </w:rPr>
-        <w:t xml:space="preserve">Question :</w:t>
-      </w:r>
-    </w:p>
-    <w:p>
-      <w:pPr>
-        <w:pStyle w:val="SourceCode"/>
-      </w:pPr>
-      <w:r>
-        <w:rPr>
-          <w:rStyle w:val="VerbatimChar"/>
-        </w:rPr>
-        <w:t xml:space="preserve">"3. Dans quelle mesure les comportements associés à chacune des postures de leadership sont-ils démontrés de façon concrète à travers les actions, les décisions et les interactions de la personne en appréciation ?"</w:t>
-      </w:r>
-    </w:p>
-    <w:p>
-      <w:pPr>
-        <w:pStyle w:val="FirstParagraph"/>
-      </w:pPr>
-      <w:r>
-        <w:rPr>
-          <w:bCs/>
-          <w:b/>
-        </w:rPr>
-        <w:t xml:space="preserve">Précision :</w:t>
-      </w:r>
-    </w:p>
-    <w:p>
-      <w:pPr>
-        <w:pStyle w:val="SourceCode"/>
-      </w:pPr>
-      <w:r>
-        <w:rPr>
-          <w:rStyle w:val="VerbatimChar"/>
-        </w:rPr>
-        <w:t xml:space="preserve">"Précision : Cette section est remplie par les deux parties. La personne en appréciation réalise une autoévaluation de l’application concrète des comportements liés aux postures de leadership. Par ailleurs, la ou le supérieur(e) immédiat(e) évalue ces mêmes comportements à partir de ses observations sur le terrain."</w:t>
-      </w:r>
-    </w:p>
-    <w:bookmarkEnd w:id="23"/>
-    <w:bookmarkStart w:id="24" w:name="étape-4-chercher-les-anciens-niveaux"/>
-    <w:p>
-      <w:pPr>
-        <w:pStyle w:val="Heading1"/>
-      </w:pPr>
-      <w:r>
-        <w:t xml:space="preserve">Étape 4 — Chercher les anciens niveaux</w:t>
-      </w:r>
-    </w:p>
-    <w:p>
-      <w:pPr>
-        <w:numPr>
-          <w:ilvl w:val="0"/>
-          <w:numId w:val="1004"/>
-        </w:numPr>
-        <w:pStyle w:val="Compact"/>
-      </w:pPr>
-      <w:r>
-        <w:t xml:space="preserve">Dans Power Apps Studio, cliquez sur la</w:t>
-      </w:r>
-      <w:r>
-        <w:t xml:space="preserve"> </w:t>
-      </w:r>
-      <w:r>
-        <w:rPr>
-          <w:bCs/>
-          <w:b/>
-        </w:rPr>
-        <w:t xml:space="preserve">loupe</w:t>
-      </w:r>
-      <w:r>
-        <w:t xml:space="preserve"> </w:t>
-      </w:r>
-      <w:r>
-        <w:t xml:space="preserve">(Rechercher) dans la barre de gauche.</w:t>
-      </w:r>
-    </w:p>
-    <w:p>
-      <w:pPr>
-        <w:numPr>
-          <w:ilvl w:val="0"/>
-          <w:numId w:val="1004"/>
-        </w:numPr>
-        <w:pStyle w:val="Compact"/>
-      </w:pPr>
-      <w:r>
-        <w:t xml:space="preserve">Cherchez</w:t>
-      </w:r>
-      <w:r>
-        <w:t xml:space="preserve"> </w:t>
-      </w:r>
-      <w:r>
-        <w:rPr>
-          <w:bCs/>
-          <w:b/>
-        </w:rPr>
-        <w:t xml:space="preserve">Exemplaire</w:t>
-      </w:r>
-      <w:r>
-        <w:t xml:space="preserve">, puis</w:t>
-      </w:r>
-      <w:r>
-        <w:t xml:space="preserve"> </w:t>
-      </w:r>
-      <w:r>
-        <w:rPr>
-          <w:bCs/>
-          <w:b/>
-        </w:rPr>
-        <w:t xml:space="preserve">Non démontré</w:t>
-      </w:r>
-      <w:r>
-        <w:t xml:space="preserve">, puis</w:t>
-      </w:r>
-      <w:r>
-        <w:t xml:space="preserve"> </w:t>
-      </w:r>
-      <w:r>
-        <w:rPr>
-          <w:bCs/>
-          <w:b/>
-        </w:rPr>
-        <w:t xml:space="preserve">Conforme aux attentes</w:t>
-      </w:r>
-      <w:r>
-        <w:t xml:space="preserve">.</w:t>
-      </w:r>
-    </w:p>
-    <w:p>
-      <w:pPr>
-        <w:numPr>
-          <w:ilvl w:val="0"/>
-          <w:numId w:val="1004"/>
-        </w:numPr>
-        <w:pStyle w:val="Compact"/>
-      </w:pPr>
-      <w:r>
-        <w:t xml:space="preserve">Si un résultat apparaît, par exemple dans le texte de l’aide « Comment remplir ce formulaire » (aideHtml), remplacez-le par les nouveaux niveaux.</w:t>
-      </w:r>
-    </w:p>
-    <w:p>
-      <w:pPr>
-        <w:pStyle w:val="FirstParagraph"/>
-      </w:pPr>
-      <w:r>
-        <w:t xml:space="preserve">Résultat attendu :</w:t>
-      </w:r>
-      <w:r>
-        <w:t xml:space="preserve"> </w:t>
-      </w:r>
-      <w:r>
-        <w:rPr>
-          <w:bCs/>
-          <w:b/>
-        </w:rPr>
-        <w:t xml:space="preserve">aucun résultat</w:t>
-      </w:r>
-      <w:r>
-        <w:t xml:space="preserve">.</w:t>
-      </w:r>
-    </w:p>
-    <w:bookmarkEnd w:id="24"/>
-    <w:bookmarkStart w:id="25" w:name="vérifier"/>
-    <w:p>
-      <w:pPr>
-        <w:pStyle w:val="Heading1"/>
-      </w:pPr>
-      <w:r>
-        <w:t xml:space="preserve">Vérifier</w:t>
-      </w:r>
-    </w:p>
-    <w:p>
-      <w:pPr>
-        <w:numPr>
-          <w:ilvl w:val="0"/>
-          <w:numId w:val="1005"/>
-        </w:numPr>
-        <w:pStyle w:val="Compact"/>
-      </w:pPr>
-      <w:r>
-        <w:rPr>
-          <w:bCs/>
-          <w:b/>
-        </w:rPr>
-        <w:t xml:space="preserve">Enregistrer</w:t>
-      </w:r>
-      <w:r>
-        <w:t xml:space="preserve">, puis</w:t>
-      </w:r>
-      <w:r>
-        <w:t xml:space="preserve"> </w:t>
-      </w:r>
-      <w:r>
-        <w:rPr>
-          <w:bCs/>
-          <w:b/>
-        </w:rPr>
-        <w:t xml:space="preserve">Publier</w:t>
-      </w:r>
-      <w:r>
-        <w:t xml:space="preserve">.</w:t>
-      </w:r>
-    </w:p>
-    <w:p>
-      <w:pPr>
-        <w:numPr>
-          <w:ilvl w:val="0"/>
-          <w:numId w:val="1005"/>
-        </w:numPr>
-        <w:pStyle w:val="Compact"/>
-      </w:pPr>
-      <w:r>
-        <w:t xml:space="preserve">Ouvrez l’application et choisissez</w:t>
-      </w:r>
-      <w:r>
-        <w:t xml:space="preserve"> </w:t>
-      </w:r>
-      <w:r>
-        <w:rPr>
-          <w:bCs/>
-          <w:b/>
-        </w:rPr>
-        <w:t xml:space="preserve">Cadre avec équipe</w:t>
-      </w:r>
-      <w:r>
-        <w:t xml:space="preserve">.</w:t>
-      </w:r>
-      <w:r>
-        <w:t xml:space="preserve"> </w:t>
-      </w:r>
-      <w:r>
-        <w:t xml:space="preserve">✅ La section B affiche le tableau à</w:t>
-      </w:r>
-      <w:r>
-        <w:t xml:space="preserve"> </w:t>
-      </w:r>
-      <w:r>
-        <w:rPr>
-          <w:bCs/>
-          <w:b/>
-        </w:rPr>
-        <w:t xml:space="preserve">4 niveaux</w:t>
-      </w:r>
-      <w:r>
-        <w:t xml:space="preserve"> </w:t>
-      </w:r>
-      <w:r>
-        <w:t xml:space="preserve">et la</w:t>
-      </w:r>
-      <w:r>
-        <w:t xml:space="preserve"> </w:t>
-      </w:r>
-      <w:r>
-        <w:rPr>
-          <w:bCs/>
-          <w:b/>
-        </w:rPr>
-        <w:t xml:space="preserve">note 1</w:t>
-      </w:r>
-      <w:r>
-        <w:t xml:space="preserve">.</w:t>
-      </w:r>
-    </w:p>
-    <w:p>
-      <w:pPr>
-        <w:numPr>
-          <w:ilvl w:val="0"/>
-          <w:numId w:val="1005"/>
-        </w:numPr>
-        <w:pStyle w:val="Compact"/>
-      </w:pPr>
-      <w:r>
-        <w:t xml:space="preserve">Ouvrez la liste de cotes d’un comportement.</w:t>
-      </w:r>
-      <w:r>
-        <w:t xml:space="preserve"> </w:t>
-      </w:r>
-      <w:r>
-        <w:t xml:space="preserve">✅ Elle offre</w:t>
-      </w:r>
-      <w:r>
-        <w:t xml:space="preserve"> </w:t>
-      </w:r>
-      <w:r>
-        <w:rPr>
-          <w:bCs/>
-          <w:b/>
-        </w:rPr>
-        <w:t xml:space="preserve">Insatisfaisant, Partiellement satisfaisant, Complètement satisfaisant, Supérieur</w:t>
-      </w:r>
-      <w:r>
-        <w:t xml:space="preserve">.</w:t>
-      </w:r>
-    </w:p>
-    <w:p>
-      <w:pPr>
-        <w:numPr>
-          <w:ilvl w:val="0"/>
-          <w:numId w:val="1005"/>
-        </w:numPr>
-        <w:pStyle w:val="Compact"/>
-      </w:pPr>
-      <w:r>
-        <w:t xml:space="preserve">Choisissez des cotes, cliquez sur</w:t>
-      </w:r>
-      <w:r>
-        <w:t xml:space="preserve"> </w:t>
-      </w:r>
-      <w:r>
-        <w:rPr>
-          <w:bCs/>
-          <w:b/>
-        </w:rPr>
-        <w:t xml:space="preserve">Enregistrer et déposer</w:t>
-      </w:r>
-      <w:r>
-        <w:t xml:space="preserve">, puis rouvrez le dossier.</w:t>
-      </w:r>
-      <w:r>
-        <w:t xml:space="preserve"> </w:t>
-      </w:r>
-      <w:r>
-        <w:t xml:space="preserve">✅ Les cotes sont toujours là.</w:t>
-      </w:r>
-    </w:p>
-    <w:p>
-      <w:pPr>
-        <w:numPr>
-          <w:ilvl w:val="0"/>
-          <w:numId w:val="1005"/>
-        </w:numPr>
-        <w:pStyle w:val="Compact"/>
-      </w:pPr>
-      <w:r>
-        <w:t xml:space="preserve">Refaites les points 2 à 4 avec</w:t>
-      </w:r>
-      <w:r>
-        <w:t xml:space="preserve"> </w:t>
-      </w:r>
-      <w:r>
-        <w:rPr>
-          <w:bCs/>
-          <w:b/>
-        </w:rPr>
-        <w:t xml:space="preserve">Cadre sans équipe</w:t>
-      </w:r>
-      <w:r>
-        <w:t xml:space="preserve">.</w:t>
-      </w:r>
-    </w:p>
-    <w:p>
-      <w:pPr>
-        <w:numPr>
-          <w:ilvl w:val="0"/>
-          <w:numId w:val="1005"/>
-        </w:numPr>
-        <w:pStyle w:val="Compact"/>
-      </w:pPr>
-      <w:r>
-        <w:t xml:space="preserve">Cliquez sur</w:t>
-      </w:r>
-      <w:r>
-        <w:t xml:space="preserve"> </w:t>
-      </w:r>
-      <w:r>
-        <w:rPr>
-          <w:bCs/>
-          <w:b/>
-        </w:rPr>
-        <w:t xml:space="preserve">🖨️ Aperçu PDF</w:t>
-      </w:r>
-      <w:r>
-        <w:t xml:space="preserve">, puis</w:t>
-      </w:r>
-      <w:r>
-        <w:t xml:space="preserve"> </w:t>
-      </w:r>
-      <w:r>
-        <w:rPr>
-          <w:bCs/>
-          <w:b/>
-        </w:rPr>
-        <w:t xml:space="preserve">📄 Ouvrir le PDF</w:t>
-      </w:r>
-      <w:r>
-        <w:t xml:space="preserve">.</w:t>
-      </w:r>
-      <w:r>
-        <w:t xml:space="preserve"> </w:t>
-      </w:r>
-      <w:r>
-        <w:t xml:space="preserve">✅ Les nouvelles cotes apparaissent dans les tableaux des postures.</w:t>
-      </w:r>
-    </w:p>
-    <w:bookmarkEnd w:id="25"/>
-    <w:bookmarkStart w:id="26" w:name="les-dossiers-de-test-existants"/>
-    <w:p>
-      <w:pPr>
-        <w:pStyle w:val="Heading1"/>
-      </w:pPr>
-      <w:r>
-        <w:t xml:space="preserve">Les dossiers de test existants</w:t>
-      </w:r>
-    </w:p>
-    <w:p>
-      <w:pPr>
-        <w:pStyle w:val="FirstParagraph"/>
-      </w:pPr>
-      <w:r>
-        <w:t xml:space="preserve">Une cote enregistrée avec l’ancienne échelle (ex. « Exemplaire ») n’existe plus dans la nouvelle liste : la case paraîtra</w:t>
-      </w:r>
-      <w:r>
-        <w:t xml:space="preserve"> </w:t>
-      </w:r>
-      <w:r>
-        <w:rPr>
-          <w:bCs/>
-          <w:b/>
-        </w:rPr>
-        <w:t xml:space="preserve">vide</w:t>
-      </w:r>
-      <w:r>
-        <w:t xml:space="preserve"> </w:t>
-      </w:r>
-      <w:r>
-        <w:t xml:space="preserve">à l’ouverture. C’est sans conséquence pour les</w:t>
-      </w:r>
-      <w:r>
-        <w:t xml:space="preserve"> </w:t>
-      </w:r>
-      <w:r>
-        <w:rPr>
-          <w:bCs/>
-          <w:b/>
-        </w:rPr>
-        <w:t xml:space="preserve">dossiers de test</w:t>
-      </w:r>
-      <w:r>
-        <w:t xml:space="preserve">, qui seront supprimés. Aucun vrai dossier n’existe encore.</w:t>
-      </w:r>
-    </w:p>
-    <w:bookmarkEnd w:id="26"/>
-    <w:bookmarkStart w:id="27" w:name="avant-denvoyer-la-solution-aux-ti"/>
-    <w:p>
-      <w:pPr>
-        <w:pStyle w:val="Heading1"/>
-      </w:pPr>
-      <w:r>
-        <w:t xml:space="preserve">Avant d’envoyer la solution aux TI</w:t>
-      </w:r>
-    </w:p>
-    <w:p>
-      <w:pPr>
-        <w:pStyle w:val="FirstParagraph"/>
-      </w:pPr>
-      <w:r>
-        <w:t xml:space="preserve">Faites cette mise à jour</w:t>
-      </w:r>
-      <w:r>
-        <w:t xml:space="preserve"> </w:t>
-      </w:r>
-      <w:r>
-        <w:rPr>
-          <w:bCs/>
-          <w:b/>
-        </w:rPr>
-        <w:t xml:space="preserve">avant</w:t>
-      </w:r>
-      <w:r>
-        <w:t xml:space="preserve"> </w:t>
-      </w:r>
-      <w:r>
-        <w:t xml:space="preserve">d’exporter la solution. Exportez ensuite en version</w:t>
-      </w:r>
-      <w:r>
-        <w:t xml:space="preserve"> </w:t>
-      </w:r>
-      <w:r>
-        <w:rPr>
-          <w:bCs/>
-          <w:b/>
-        </w:rPr>
-        <w:t xml:space="preserve">1.0.0.3</w:t>
-      </w:r>
-      <w:r>
-        <w:t xml:space="preserve"> </w:t>
-      </w:r>
-      <w:r>
-        <w:t xml:space="preserve">(au lieu de 1.0.0.2).</w:t>
-      </w:r>
-    </w:p>
-    <w:bookmarkEnd w:id="27"/>
+        <w:t xml:space="preserve">Avec ces 3 images, je pourrai trouver la cause exacte.</w:t>
+      </w:r>
+    </w:p>
+    <w:bookmarkEnd w:id="30"/>
     <w:sectPr/>
   </w:body>
 </w:document>
@@ -1752,11 +3657,11 @@
       </w:pPr>
     </w:lvl>
   </w:abstractNum>
-  <w:abstractNum w:abstractNumId="99414">
-    <w:nsid w:val="A99414"/>
+  <w:abstractNum w:abstractNumId="99415">
+    <w:nsid w:val="A99415"/>
     <w:multiLevelType w:val="multilevel"/>
     <w:lvl w:ilvl="0">
-      <w:start w:val="4"/>
+      <w:start w:val="5"/>
       <w:numFmt w:val="decimal"/>
       <w:lvlText w:val="%1."/>
       <w:lvlJc w:val="left"/>
@@ -1765,7 +3670,7 @@
       </w:pPr>
     </w:lvl>
     <w:lvl w:ilvl="1">
-      <w:start w:val="4"/>
+      <w:start w:val="5"/>
       <w:numFmt w:val="decimal"/>
       <w:lvlText w:val="%2."/>
       <w:lvlJc w:val="left"/>
@@ -1774,7 +3679,7 @@
       </w:pPr>
     </w:lvl>
     <w:lvl w:ilvl="2">
-      <w:start w:val="4"/>
+      <w:start w:val="5"/>
       <w:numFmt w:val="decimal"/>
       <w:lvlText w:val="%3."/>
       <w:lvlJc w:val="left"/>
@@ -1783,7 +3688,7 @@
       </w:pPr>
     </w:lvl>
     <w:lvl w:ilvl="3">
-      <w:start w:val="4"/>
+      <w:start w:val="5"/>
       <w:numFmt w:val="decimal"/>
       <w:lvlText w:val="%4."/>
       <w:lvlJc w:val="left"/>
@@ -1792,7 +3697,7 @@
       </w:pPr>
     </w:lvl>
     <w:lvl w:ilvl="4">
-      <w:start w:val="4"/>
+      <w:start w:val="5"/>
       <w:numFmt w:val="decimal"/>
       <w:lvlText w:val="%5."/>
       <w:lvlJc w:val="left"/>
@@ -1801,7 +3706,7 @@
       </w:pPr>
     </w:lvl>
     <w:lvl w:ilvl="5">
-      <w:start w:val="4"/>
+      <w:start w:val="5"/>
       <w:numFmt w:val="decimal"/>
       <w:lvlText w:val="%6."/>
       <w:lvlJc w:val="left"/>
@@ -1810,7 +3715,7 @@
       </w:pPr>
     </w:lvl>
     <w:lvl w:ilvl="6">
-      <w:start w:val="4"/>
+      <w:start w:val="5"/>
       <w:numFmt w:val="decimal"/>
       <w:lvlText w:val="%7."/>
       <w:lvlJc w:val="left"/>
@@ -1819,7 +3724,7 @@
       </w:pPr>
     </w:lvl>
     <w:lvl w:ilvl="7">
-      <w:start w:val="4"/>
+      <w:start w:val="5"/>
       <w:numFmt w:val="decimal"/>
       <w:lvlText w:val="%8."/>
       <w:lvlJc w:val="left"/>
@@ -1828,7 +3733,7 @@
       </w:pPr>
     </w:lvl>
     <w:lvl w:ilvl="8">
-      <w:start w:val="4"/>
+      <w:start w:val="5"/>
       <w:numFmt w:val="decimal"/>
       <w:lvlText w:val="%9."/>
       <w:lvlJc w:val="left"/>
@@ -1901,33 +3806,33 @@
     </w:lvlOverride>
   </w:num>
   <w:num w:numId="1003">
-    <w:abstractNumId w:val="99414"/>
+    <w:abstractNumId w:val="99411"/>
     <w:lvlOverride w:ilvl="0">
-      <w:startOverride w:val="4"/>
+      <w:startOverride w:val="1"/>
     </w:lvlOverride>
     <w:lvlOverride w:ilvl="1">
-      <w:startOverride w:val="4"/>
+      <w:startOverride w:val="1"/>
     </w:lvlOverride>
     <w:lvlOverride w:ilvl="2">
-      <w:startOverride w:val="4"/>
+      <w:startOverride w:val="1"/>
     </w:lvlOverride>
     <w:lvlOverride w:ilvl="3">
-      <w:startOverride w:val="4"/>
+      <w:startOverride w:val="1"/>
     </w:lvlOverride>
     <w:lvlOverride w:ilvl="4">
-      <w:startOverride w:val="4"/>
+      <w:startOverride w:val="1"/>
     </w:lvlOverride>
     <w:lvlOverride w:ilvl="5">
-      <w:startOverride w:val="4"/>
+      <w:startOverride w:val="1"/>
     </w:lvlOverride>
     <w:lvlOverride w:ilvl="6">
-      <w:startOverride w:val="4"/>
+      <w:startOverride w:val="1"/>
     </w:lvlOverride>
     <w:lvlOverride w:ilvl="7">
-      <w:startOverride w:val="4"/>
+      <w:startOverride w:val="1"/>
     </w:lvlOverride>
     <w:lvlOverride w:ilvl="8">
-      <w:startOverride w:val="4"/>
+      <w:startOverride w:val="1"/>
     </w:lvlOverride>
   </w:num>
   <w:num w:numId="1004">
@@ -1961,6 +3866,276 @@
     </w:lvlOverride>
   </w:num>
   <w:num w:numId="1005">
+    <w:abstractNumId w:val="99411"/>
+    <w:lvlOverride w:ilvl="0">
+      <w:startOverride w:val="1"/>
+    </w:lvlOverride>
+    <w:lvlOverride w:ilvl="1">
+      <w:startOverride w:val="1"/>
+    </w:lvlOverride>
+    <w:lvlOverride w:ilvl="2">
+      <w:startOverride w:val="1"/>
+    </w:lvlOverride>
+    <w:lvlOverride w:ilvl="3">
+      <w:startOverride w:val="1"/>
+    </w:lvlOverride>
+    <w:lvlOverride w:ilvl="4">
+      <w:startOverride w:val="1"/>
+    </w:lvlOverride>
+    <w:lvlOverride w:ilvl="5">
+      <w:startOverride w:val="1"/>
+    </w:lvlOverride>
+    <w:lvlOverride w:ilvl="6">
+      <w:startOverride w:val="1"/>
+    </w:lvlOverride>
+    <w:lvlOverride w:ilvl="7">
+      <w:startOverride w:val="1"/>
+    </w:lvlOverride>
+    <w:lvlOverride w:ilvl="8">
+      <w:startOverride w:val="1"/>
+    </w:lvlOverride>
+  </w:num>
+  <w:num w:numId="1006">
+    <w:abstractNumId w:val="99411"/>
+    <w:lvlOverride w:ilvl="0">
+      <w:startOverride w:val="1"/>
+    </w:lvlOverride>
+    <w:lvlOverride w:ilvl="1">
+      <w:startOverride w:val="1"/>
+    </w:lvlOverride>
+    <w:lvlOverride w:ilvl="2">
+      <w:startOverride w:val="1"/>
+    </w:lvlOverride>
+    <w:lvlOverride w:ilvl="3">
+      <w:startOverride w:val="1"/>
+    </w:lvlOverride>
+    <w:lvlOverride w:ilvl="4">
+      <w:startOverride w:val="1"/>
+    </w:lvlOverride>
+    <w:lvlOverride w:ilvl="5">
+      <w:startOverride w:val="1"/>
+    </w:lvlOverride>
+    <w:lvlOverride w:ilvl="6">
+      <w:startOverride w:val="1"/>
+    </w:lvlOverride>
+    <w:lvlOverride w:ilvl="7">
+      <w:startOverride w:val="1"/>
+    </w:lvlOverride>
+    <w:lvlOverride w:ilvl="8">
+      <w:startOverride w:val="1"/>
+    </w:lvlOverride>
+  </w:num>
+  <w:num w:numId="1007">
+    <w:abstractNumId w:val="99411"/>
+    <w:lvlOverride w:ilvl="0">
+      <w:startOverride w:val="1"/>
+    </w:lvlOverride>
+    <w:lvlOverride w:ilvl="1">
+      <w:startOverride w:val="1"/>
+    </w:lvlOverride>
+    <w:lvlOverride w:ilvl="2">
+      <w:startOverride w:val="1"/>
+    </w:lvlOverride>
+    <w:lvlOverride w:ilvl="3">
+      <w:startOverride w:val="1"/>
+    </w:lvlOverride>
+    <w:lvlOverride w:ilvl="4">
+      <w:startOverride w:val="1"/>
+    </w:lvlOverride>
+    <w:lvlOverride w:ilvl="5">
+      <w:startOverride w:val="1"/>
+    </w:lvlOverride>
+    <w:lvlOverride w:ilvl="6">
+      <w:startOverride w:val="1"/>
+    </w:lvlOverride>
+    <w:lvlOverride w:ilvl="7">
+      <w:startOverride w:val="1"/>
+    </w:lvlOverride>
+    <w:lvlOverride w:ilvl="8">
+      <w:startOverride w:val="1"/>
+    </w:lvlOverride>
+  </w:num>
+  <w:num w:numId="1008">
+    <w:abstractNumId w:val="99415"/>
+    <w:lvlOverride w:ilvl="0">
+      <w:startOverride w:val="5"/>
+    </w:lvlOverride>
+    <w:lvlOverride w:ilvl="1">
+      <w:startOverride w:val="5"/>
+    </w:lvlOverride>
+    <w:lvlOverride w:ilvl="2">
+      <w:startOverride w:val="5"/>
+    </w:lvlOverride>
+    <w:lvlOverride w:ilvl="3">
+      <w:startOverride w:val="5"/>
+    </w:lvlOverride>
+    <w:lvlOverride w:ilvl="4">
+      <w:startOverride w:val="5"/>
+    </w:lvlOverride>
+    <w:lvlOverride w:ilvl="5">
+      <w:startOverride w:val="5"/>
+    </w:lvlOverride>
+    <w:lvlOverride w:ilvl="6">
+      <w:startOverride w:val="5"/>
+    </w:lvlOverride>
+    <w:lvlOverride w:ilvl="7">
+      <w:startOverride w:val="5"/>
+    </w:lvlOverride>
+    <w:lvlOverride w:ilvl="8">
+      <w:startOverride w:val="5"/>
+    </w:lvlOverride>
+  </w:num>
+  <w:num w:numId="1009">
+    <w:abstractNumId w:val="99411"/>
+    <w:lvlOverride w:ilvl="0">
+      <w:startOverride w:val="1"/>
+    </w:lvlOverride>
+    <w:lvlOverride w:ilvl="1">
+      <w:startOverride w:val="1"/>
+    </w:lvlOverride>
+    <w:lvlOverride w:ilvl="2">
+      <w:startOverride w:val="1"/>
+    </w:lvlOverride>
+    <w:lvlOverride w:ilvl="3">
+      <w:startOverride w:val="1"/>
+    </w:lvlOverride>
+    <w:lvlOverride w:ilvl="4">
+      <w:startOverride w:val="1"/>
+    </w:lvlOverride>
+    <w:lvlOverride w:ilvl="5">
+      <w:startOverride w:val="1"/>
+    </w:lvlOverride>
+    <w:lvlOverride w:ilvl="6">
+      <w:startOverride w:val="1"/>
+    </w:lvlOverride>
+    <w:lvlOverride w:ilvl="7">
+      <w:startOverride w:val="1"/>
+    </w:lvlOverride>
+    <w:lvlOverride w:ilvl="8">
+      <w:startOverride w:val="1"/>
+    </w:lvlOverride>
+  </w:num>
+  <w:num w:numId="1010">
+    <w:abstractNumId w:val="99411"/>
+    <w:lvlOverride w:ilvl="0">
+      <w:startOverride w:val="1"/>
+    </w:lvlOverride>
+    <w:lvlOverride w:ilvl="1">
+      <w:startOverride w:val="1"/>
+    </w:lvlOverride>
+    <w:lvlOverride w:ilvl="2">
+      <w:startOverride w:val="1"/>
+    </w:lvlOverride>
+    <w:lvlOverride w:ilvl="3">
+      <w:startOverride w:val="1"/>
+    </w:lvlOverride>
+    <w:lvlOverride w:ilvl="4">
+      <w:startOverride w:val="1"/>
+    </w:lvlOverride>
+    <w:lvlOverride w:ilvl="5">
+      <w:startOverride w:val="1"/>
+    </w:lvlOverride>
+    <w:lvlOverride w:ilvl="6">
+      <w:startOverride w:val="1"/>
+    </w:lvlOverride>
+    <w:lvlOverride w:ilvl="7">
+      <w:startOverride w:val="1"/>
+    </w:lvlOverride>
+    <w:lvlOverride w:ilvl="8">
+      <w:startOverride w:val="1"/>
+    </w:lvlOverride>
+  </w:num>
+  <w:num w:numId="1011">
+    <w:abstractNumId w:val="99411"/>
+    <w:lvlOverride w:ilvl="0">
+      <w:startOverride w:val="1"/>
+    </w:lvlOverride>
+    <w:lvlOverride w:ilvl="1">
+      <w:startOverride w:val="1"/>
+    </w:lvlOverride>
+    <w:lvlOverride w:ilvl="2">
+      <w:startOverride w:val="1"/>
+    </w:lvlOverride>
+    <w:lvlOverride w:ilvl="3">
+      <w:startOverride w:val="1"/>
+    </w:lvlOverride>
+    <w:lvlOverride w:ilvl="4">
+      <w:startOverride w:val="1"/>
+    </w:lvlOverride>
+    <w:lvlOverride w:ilvl="5">
+      <w:startOverride w:val="1"/>
+    </w:lvlOverride>
+    <w:lvlOverride w:ilvl="6">
+      <w:startOverride w:val="1"/>
+    </w:lvlOverride>
+    <w:lvlOverride w:ilvl="7">
+      <w:startOverride w:val="1"/>
+    </w:lvlOverride>
+    <w:lvlOverride w:ilvl="8">
+      <w:startOverride w:val="1"/>
+    </w:lvlOverride>
+  </w:num>
+  <w:num w:numId="1012">
+    <w:abstractNumId w:val="99411"/>
+    <w:lvlOverride w:ilvl="0">
+      <w:startOverride w:val="1"/>
+    </w:lvlOverride>
+    <w:lvlOverride w:ilvl="1">
+      <w:startOverride w:val="1"/>
+    </w:lvlOverride>
+    <w:lvlOverride w:ilvl="2">
+      <w:startOverride w:val="1"/>
+    </w:lvlOverride>
+    <w:lvlOverride w:ilvl="3">
+      <w:startOverride w:val="1"/>
+    </w:lvlOverride>
+    <w:lvlOverride w:ilvl="4">
+      <w:startOverride w:val="1"/>
+    </w:lvlOverride>
+    <w:lvlOverride w:ilvl="5">
+      <w:startOverride w:val="1"/>
+    </w:lvlOverride>
+    <w:lvlOverride w:ilvl="6">
+      <w:startOverride w:val="1"/>
+    </w:lvlOverride>
+    <w:lvlOverride w:ilvl="7">
+      <w:startOverride w:val="1"/>
+    </w:lvlOverride>
+    <w:lvlOverride w:ilvl="8">
+      <w:startOverride w:val="1"/>
+    </w:lvlOverride>
+  </w:num>
+  <w:num w:numId="1013">
+    <w:abstractNumId w:val="99411"/>
+    <w:lvlOverride w:ilvl="0">
+      <w:startOverride w:val="1"/>
+    </w:lvlOverride>
+    <w:lvlOverride w:ilvl="1">
+      <w:startOverride w:val="1"/>
+    </w:lvlOverride>
+    <w:lvlOverride w:ilvl="2">
+      <w:startOverride w:val="1"/>
+    </w:lvlOverride>
+    <w:lvlOverride w:ilvl="3">
+      <w:startOverride w:val="1"/>
+    </w:lvlOverride>
+    <w:lvlOverride w:ilvl="4">
+      <w:startOverride w:val="1"/>
+    </w:lvlOverride>
+    <w:lvlOverride w:ilvl="5">
+      <w:startOverride w:val="1"/>
+    </w:lvlOverride>
+    <w:lvlOverride w:ilvl="6">
+      <w:startOverride w:val="1"/>
+    </w:lvlOverride>
+    <w:lvlOverride w:ilvl="7">
+      <w:startOverride w:val="1"/>
+    </w:lvlOverride>
+    <w:lvlOverride w:ilvl="8">
+      <w:startOverride w:val="1"/>
+    </w:lvlOverride>
+  </w:num>
+  <w:num w:numId="1014">
     <w:abstractNumId w:val="99411"/>
     <w:lvlOverride w:ilvl="0">
       <w:startOverride w:val="1"/>
